--- a/aoi_viewer tutorial.docx
+++ b/aoi_viewer tutorial.docx
@@ -1,6 +1,6 @@
 
 <file path=word/document.xml><?xml version="1.0" encoding="utf-8"?>
-<w:document xmlns:wpc="http://schemas.microsoft.com/office/word/2010/wordprocessingCanvas" xmlns:cx="http://schemas.microsoft.com/office/drawing/2014/chartex" xmlns:cx1="http://schemas.microsoft.com/office/drawing/2015/9/8/chartex" xmlns:cx2="http://schemas.microsoft.com/office/drawing/2015/10/21/chartex" xmlns:cx3="http://schemas.microsoft.com/office/drawing/2016/5/9/chartex" xmlns:cx4="http://schemas.microsoft.com/office/drawing/2016/5/10/chartex" xmlns:cx5="http://schemas.microsoft.com/office/drawing/2016/5/11/chartex" xmlns:cx6="http://schemas.microsoft.com/office/drawing/2016/5/12/chartex" xmlns:cx7="http://schemas.microsoft.com/office/drawing/2016/5/13/chartex" xmlns:cx8="http://schemas.microsoft.com/office/drawing/2016/5/14/chartex" xmlns:mc="http://schemas.openxmlformats.org/markup-compatibility/2006" xmlns:aink="http://schemas.microsoft.com/office/drawing/2016/ink" xmlns:am3d="http://schemas.microsoft.com/office/drawing/2017/model3d" xmlns:o="urn:schemas-microsoft-com:office:office" xmlns:r="http://schemas.openxmlformats.org/officeDocument/2006/relationships" xmlns:m="http://schemas.openxmlformats.org/officeDocument/2006/math" xmlns:v="urn:schemas-microsoft-com:vml" xmlns:wp14="http://schemas.microsoft.com/office/word/2010/wordprocessingDrawing" xmlns:wp="http://schemas.openxmlformats.org/drawingml/2006/wordprocessingDrawing" xmlns:w10="urn:schemas-microsoft-com:office:word" xmlns:w="http://schemas.openxmlformats.org/wordprocessingml/2006/main" xmlns:w14="http://schemas.microsoft.com/office/word/2010/wordml" xmlns:w15="http://schemas.microsoft.com/office/word/2012/wordml" xmlns:w16cid="http://schemas.microsoft.com/office/word/2016/wordml/cid" xmlns:w16se="http://schemas.microsoft.com/office/word/2015/wordml/symex" xmlns:wpg="http://schemas.microsoft.com/office/word/2010/wordprocessingGroup" xmlns:wpi="http://schemas.microsoft.com/office/word/2010/wordprocessingInk" xmlns:wne="http://schemas.microsoft.com/office/word/2006/wordml" xmlns:wps="http://schemas.microsoft.com/office/word/2010/wordprocessingShape" mc:Ignorable="w14 w15 w16se w16cid wp14">
+<w:document xmlns:wpc="http://schemas.microsoft.com/office/word/2010/wordprocessingCanvas" xmlns:cx="http://schemas.microsoft.com/office/drawing/2014/chartex" xmlns:cx1="http://schemas.microsoft.com/office/drawing/2015/9/8/chartex" xmlns:cx2="http://schemas.microsoft.com/office/drawing/2015/10/21/chartex" xmlns:cx3="http://schemas.microsoft.com/office/drawing/2016/5/9/chartex" xmlns:cx4="http://schemas.microsoft.com/office/drawing/2016/5/10/chartex" xmlns:cx5="http://schemas.microsoft.com/office/drawing/2016/5/11/chartex" xmlns:cx6="http://schemas.microsoft.com/office/drawing/2016/5/12/chartex" xmlns:cx7="http://schemas.microsoft.com/office/drawing/2016/5/13/chartex" xmlns:cx8="http://schemas.microsoft.com/office/drawing/2016/5/14/chartex" xmlns:mc="http://schemas.openxmlformats.org/markup-compatibility/2006" xmlns:aink="http://schemas.microsoft.com/office/drawing/2016/ink" xmlns:am3d="http://schemas.microsoft.com/office/drawing/2017/model3d" xmlns:o="urn:schemas-microsoft-com:office:office" xmlns:oel="http://schemas.microsoft.com/office/2019/extlst" xmlns:r="http://schemas.openxmlformats.org/officeDocument/2006/relationships" xmlns:m="http://schemas.openxmlformats.org/officeDocument/2006/math" xmlns:v="urn:schemas-microsoft-com:vml" xmlns:wp14="http://schemas.microsoft.com/office/word/2010/wordprocessingDrawing" xmlns:wp="http://schemas.openxmlformats.org/drawingml/2006/wordprocessingDrawing" xmlns:w10="urn:schemas-microsoft-com:office:word" xmlns:w="http://schemas.openxmlformats.org/wordprocessingml/2006/main" xmlns:w14="http://schemas.microsoft.com/office/word/2010/wordml" xmlns:w15="http://schemas.microsoft.com/office/word/2012/wordml" xmlns:w16cex="http://schemas.microsoft.com/office/word/2018/wordml/cex" xmlns:w16cid="http://schemas.microsoft.com/office/word/2016/wordml/cid" xmlns:w16="http://schemas.microsoft.com/office/word/2018/wordml" xmlns:w16du="http://schemas.microsoft.com/office/word/2023/wordml/word16du" xmlns:w16sdtdh="http://schemas.microsoft.com/office/word/2020/wordml/sdtdatahash" xmlns:w16sdtfl="http://schemas.microsoft.com/office/word/2024/wordml/sdtformatlock" xmlns:w16se="http://schemas.microsoft.com/office/word/2015/wordml/symex" xmlns:wpg="http://schemas.microsoft.com/office/word/2010/wordprocessingGroup" xmlns:wpi="http://schemas.microsoft.com/office/word/2010/wordprocessingInk" xmlns:wne="http://schemas.microsoft.com/office/word/2006/wordml" xmlns:wps="http://schemas.microsoft.com/office/word/2010/wordprocessingShape" mc:Ignorable="w14 w15 w16se w16cid w16 w16cex w16sdtdh w16sdtfl w16du wp14">
   <w:body>
     <w:p>
       <w:pPr>
@@ -155,7 +155,7 @@
         <mc:AlternateContent>
           <mc:Choice Requires="wpg">
             <w:drawing>
-              <wp:anchor distT="0" distB="0" distL="114300" distR="114300" simplePos="0" relativeHeight="251700224" behindDoc="0" locked="0" layoutInCell="1" allowOverlap="1" wp14:anchorId="62B17136" wp14:editId="484C05C3">
+              <wp:anchor distT="0" distB="0" distL="114300" distR="114300" simplePos="0" relativeHeight="251699200" behindDoc="0" locked="0" layoutInCell="1" allowOverlap="1" wp14:anchorId="62B17136" wp14:editId="2AF00796">
                 <wp:simplePos x="0" y="0"/>
                 <wp:positionH relativeFrom="column">
                   <wp:posOffset>597144</wp:posOffset>
@@ -383,7 +383,7 @@
                             </pic:cNvPicPr>
                           </pic:nvPicPr>
                           <pic:blipFill rotWithShape="1">
-                            <a:blip r:embed="rId5">
+                            <a:blip r:embed="rId7">
                               <a:extLst>
                                 <a:ext uri="{28A0092B-C50C-407E-A947-70E740481C1C}">
                                   <a14:useLocalDpi xmlns:a14="http://schemas.microsoft.com/office/drawing/2010/main" val="0"/>
@@ -676,7 +676,7 @@
           </mc:Choice>
           <mc:Fallback>
             <w:pict>
-              <v:group w14:anchorId="62B17136" id="群組 23" o:spid="_x0000_s1026" style="position:absolute;left:0;text-align:left;margin-left:47pt;margin-top:358.95pt;width:327.2pt;height:290.5pt;z-index:251700224;mso-height-relative:margin" coordorigin=",3339" coordsize="41554,36894" o:gfxdata="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">
+              <v:group w14:anchorId="62B17136" id="群組 23" o:spid="_x0000_s1026" style="position:absolute;left:0;text-align:left;margin-left:47pt;margin-top:358.95pt;width:327.2pt;height:290.5pt;z-index:251699200;mso-height-relative:margin" coordorigin=",3339" coordsize="41554,36894" o:gfxdata="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">
                 <v:group id="群組 21" o:spid="_x0000_s1027" style="position:absolute;top:3339;width:41554;height:36894" coordorigin=",3339" coordsize="41554,36894" o:gfxdata="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">
                   <v:shapetype id="_x0000_t202" coordsize="21600,21600" o:spt="202" path="m,l,21600r21600,l21600,xe">
                     <v:stroke joinstyle="miter"/>
@@ -794,7 +794,7 @@
                     <o:lock v:ext="edit" aspectratio="t"/>
                   </v:shapetype>
                   <v:shape id="圖片 2" o:spid="_x0000_s1032" type="#_x0000_t75" style="position:absolute;left:2793;top:3339;width:38761;height:36894;visibility:visible;mso-wrap-style:square" o:gfxdata="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">
-                    <v:imagedata r:id="rId6" o:title="" croptop="5427f" cropbottom="155f" cropleft="2971f" cropright="4511f"/>
+                    <v:imagedata r:id="rId8" o:title="" croptop="5427f" cropbottom="155f" cropleft="2971f" cropright="4511f"/>
                   </v:shape>
                   <v:rect id="矩形 7" o:spid="_x0000_s1033" style="position:absolute;left:4040;top:7442;width:36785;height:4458;visibility:visible;mso-wrap-style:square;v-text-anchor:middle" o:gfxdata="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" filled="f" strokecolor="red" strokeweight="2.25pt"/>
                   <v:rect id="矩形 8" o:spid="_x0000_s1034" style="position:absolute;left:4040;top:11908;width:31788;height:4572;visibility:visible;mso-wrap-style:square;v-text-anchor:middle" o:gfxdata="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" filled="f" strokecolor="red" strokeweight="2.25pt"/>
@@ -838,7 +838,7 @@
         <mc:AlternateContent>
           <mc:Choice Requires="wpg">
             <w:drawing>
-              <wp:anchor distT="0" distB="0" distL="114300" distR="114300" simplePos="0" relativeHeight="251691008" behindDoc="0" locked="0" layoutInCell="1" allowOverlap="1" wp14:anchorId="389F8727" wp14:editId="2785E63A">
+              <wp:anchor distT="0" distB="0" distL="114300" distR="114300" simplePos="0" relativeHeight="251689984" behindDoc="0" locked="0" layoutInCell="1" allowOverlap="1" wp14:anchorId="389F8727" wp14:editId="0B49D7FF">
                 <wp:simplePos x="0" y="0"/>
                 <wp:positionH relativeFrom="margin">
                   <wp:align>center</wp:align>
@@ -1009,7 +1009,7 @@
                           </pic:cNvPicPr>
                         </pic:nvPicPr>
                         <pic:blipFill>
-                          <a:blip r:embed="rId7">
+                          <a:blip r:embed="rId9">
                             <a:extLst>
                               <a:ext uri="{28A0092B-C50C-407E-A947-70E740481C1C}">
                                 <a14:useLocalDpi xmlns:a14="http://schemas.microsoft.com/office/drawing/2010/main" val="0"/>
@@ -1167,7 +1167,7 @@
           </mc:Choice>
           <mc:Fallback>
             <w:pict>
-              <v:group w14:anchorId="389F8727" id="群組 20" o:spid="_x0000_s1039" style="position:absolute;left:0;text-align:left;margin-left:0;margin-top:26.35pt;width:389.25pt;height:322.95pt;z-index:251691008;mso-position-horizontal:center;mso-position-horizontal-relative:margin;mso-width-relative:margin;mso-height-relative:margin" coordsize="49436,41014" o:gfxdata="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">
+              <v:group w14:anchorId="389F8727" id="群組 20" o:spid="_x0000_s1039" style="position:absolute;left:0;text-align:left;margin-left:0;margin-top:26.35pt;width:389.25pt;height:322.95pt;z-index:251689984;mso-position-horizontal:center;mso-position-horizontal-relative:margin;mso-width-relative:margin;mso-height-relative:margin" coordsize="49436,41014" o:gfxdata="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">
                 <v:shape id="文字方塊 12" o:spid="_x0000_s1040" type="#_x0000_t202" style="position:absolute;left:1913;top:425;width:4249;height:4564;visibility:visible;mso-wrap-style:square;v-text-anchor:top" o:gfxdata="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" fillcolor="white [3201]" stroked="f" strokeweight=".5pt">
                   <v:textbox>
                     <w:txbxContent>
@@ -1238,7 +1238,7 @@
                   </v:textbox>
                 </v:shape>
                 <v:shape id="圖片 1" o:spid="_x0000_s1043" type="#_x0000_t75" style="position:absolute;left:4465;width:39764;height:41014;visibility:visible;mso-wrap-style:square" o:gfxdata="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">
-                  <v:imagedata r:id="rId8" o:title=""/>
+                  <v:imagedata r:id="rId10" o:title=""/>
                 </v:shape>
                 <v:rect id="矩形 5" o:spid="_x0000_s1044" style="position:absolute;left:3827;top:37532;width:39341;height:2765;visibility:visible;mso-wrap-style:square;v-text-anchor:middle" o:gfxdata="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" filled="f" strokecolor="red" strokeweight="2.25pt"/>
                 <v:rect id="矩形 4" o:spid="_x0000_s1045" style="position:absolute;left:6166;top:956;width:33700;height:34659;visibility:visible;mso-wrap-style:square;v-text-anchor:middle" o:gfxdata="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" filled="f" strokecolor="red" strokeweight="2.25pt"/>
@@ -1286,7 +1286,7 @@
           <w:noProof/>
         </w:rPr>
         <w:drawing>
-          <wp:anchor distT="0" distB="0" distL="114300" distR="114300" simplePos="0" relativeHeight="251701248" behindDoc="0" locked="0" layoutInCell="1" allowOverlap="1" wp14:anchorId="782FA25A" wp14:editId="56DE177C">
+          <wp:anchor distT="0" distB="0" distL="114300" distR="114300" simplePos="0" relativeHeight="251700224" behindDoc="0" locked="0" layoutInCell="1" allowOverlap="1" wp14:anchorId="782FA25A" wp14:editId="555FD6F0">
             <wp:simplePos x="0" y="0"/>
             <wp:positionH relativeFrom="margin">
               <wp:align>right</wp:align>
@@ -1298,1245 +1298,6 @@
             <wp:effectExtent l="0" t="0" r="0" b="9525"/>
             <wp:wrapSquare wrapText="bothSides"/>
             <wp:docPr id="24" name="圖片 24"/>
-            <wp:cNvGraphicFramePr>
-              <a:graphicFrameLocks xmlns:a="http://schemas.openxmlformats.org/drawingml/2006/main" noChangeAspect="1"/>
-            </wp:cNvGraphicFramePr>
-            <a:graphic xmlns:a="http://schemas.openxmlformats.org/drawingml/2006/main">
-              <a:graphicData uri="http://schemas.openxmlformats.org/drawingml/2006/picture">
-                <pic:pic xmlns:pic="http://schemas.openxmlformats.org/drawingml/2006/picture">
-                  <pic:nvPicPr>
-                    <pic:cNvPr id="1" name=""/>
-                    <pic:cNvPicPr/>
-                  </pic:nvPicPr>
-                  <pic:blipFill>
-                    <a:blip r:embed="rId9">
-                      <a:extLst>
-                        <a:ext uri="{28A0092B-C50C-407E-A947-70E740481C1C}">
-                          <a14:useLocalDpi xmlns:a14="http://schemas.microsoft.com/office/drawing/2010/main" val="0"/>
-                        </a:ext>
-                      </a:extLst>
-                    </a:blip>
-                    <a:stretch>
-                      <a:fillRect/>
-                    </a:stretch>
-                  </pic:blipFill>
-                  <pic:spPr>
-                    <a:xfrm>
-                      <a:off x="0" y="0"/>
-                      <a:ext cx="704850" cy="809625"/>
-                    </a:xfrm>
-                    <a:prstGeom prst="rect">
-                      <a:avLst/>
-                    </a:prstGeom>
-                  </pic:spPr>
-                </pic:pic>
-              </a:graphicData>
-            </a:graphic>
-          </wp:anchor>
-        </w:drawing>
-      </w:r>
-      <w:r>
-        <w:rPr>
-          <w:rFonts w:ascii="Times New Roman" w:hAnsi="Times New Roman" w:cs="Times New Roman"/>
-        </w:rPr>
-        <w:t>To use the AOI viewer, click the .bot file “</w:t>
-      </w:r>
-      <w:proofErr w:type="spellStart"/>
-      <w:r>
-        <w:rPr>
-          <w:rFonts w:ascii="Times New Roman" w:hAnsi="Times New Roman" w:cs="Times New Roman"/>
-        </w:rPr>
-        <w:t>aoi_viewer</w:t>
-      </w:r>
-      <w:proofErr w:type="spellEnd"/>
-      <w:r>
-        <w:rPr>
-          <w:rFonts w:ascii="Times New Roman" w:hAnsi="Times New Roman" w:cs="Times New Roman"/>
-        </w:rPr>
-        <w:t>” on the Desktop.</w:t>
-      </w:r>
-    </w:p>
-    <w:p>
-      <w:pPr>
-        <w:pStyle w:val="a3"/>
-        <w:ind w:leftChars="0" w:left="840"/>
-        <w:rPr>
-          <w:rFonts w:ascii="Times New Roman" w:hAnsi="Times New Roman" w:cs="Times New Roman"/>
-        </w:rPr>
-      </w:pPr>
-      <w:r>
-        <w:rPr>
-          <w:rFonts w:ascii="Times New Roman" w:hAnsi="Times New Roman" w:cs="Times New Roman"/>
-        </w:rPr>
-        <w:t xml:space="preserve">A webpage will show up and, if the disconnection message </w:t>
-      </w:r>
-      <w:r>
-        <w:rPr>
-          <w:rFonts w:ascii="Times New Roman" w:hAnsi="Times New Roman" w:cs="Times New Roman"/>
-        </w:rPr>
-        <w:t>shows</w:t>
-      </w:r>
-      <w:r>
-        <w:rPr>
-          <w:rFonts w:ascii="Times New Roman" w:hAnsi="Times New Roman" w:cs="Times New Roman"/>
-        </w:rPr>
-        <w:t>, press</w:t>
-      </w:r>
-    </w:p>
-    <w:p>
-      <w:pPr>
-        <w:pStyle w:val="a3"/>
-        <w:ind w:leftChars="0" w:left="840"/>
-        <w:rPr>
-          <w:noProof/>
-        </w:rPr>
-      </w:pPr>
-      <w:r>
-        <w:rPr>
-          <w:rFonts w:ascii="Times New Roman" w:hAnsi="Times New Roman" w:cs="Times New Roman"/>
-        </w:rPr>
-        <w:t>F5 to refresh the webpage.</w:t>
-      </w:r>
-      <w:r>
-        <w:rPr>
-          <w:rFonts w:ascii="Times New Roman" w:hAnsi="Times New Roman" w:cs="Times New Roman"/>
-        </w:rPr>
-        <w:tab/>
-      </w:r>
-    </w:p>
-    <w:p>
-      <w:pPr>
-        <w:pStyle w:val="a3"/>
-        <w:numPr>
-          <w:ilvl w:val="0"/>
-          <w:numId w:val="3"/>
-        </w:numPr>
-        <w:ind w:leftChars="0"/>
-        <w:rPr>
-          <w:rFonts w:ascii="Times New Roman" w:hAnsi="Times New Roman" w:cs="Times New Roman"/>
-        </w:rPr>
-      </w:pPr>
-      <w:r>
-        <w:rPr>
-          <w:rFonts w:ascii="Times New Roman" w:hAnsi="Times New Roman" w:cs="Times New Roman"/>
-        </w:rPr>
-        <w:t>The first step is to open your snapshot file by</w:t>
-      </w:r>
-      <w:r>
-        <w:rPr>
-          <w:rFonts w:ascii="Times New Roman" w:hAnsi="Times New Roman" w:cs="Times New Roman"/>
-        </w:rPr>
-        <w:t xml:space="preserve"> copying the path of the folder into “Path” in D. </w:t>
-      </w:r>
-      <w:r>
-        <w:rPr>
-          <w:rFonts w:ascii="Times New Roman" w:hAnsi="Times New Roman" w:cs="Times New Roman"/>
-          <w:b/>
-        </w:rPr>
-        <w:t>You should choose a folder containing sub-folder(s)</w:t>
-      </w:r>
-      <w:r>
-        <w:rPr>
-          <w:rFonts w:ascii="Times New Roman" w:hAnsi="Times New Roman" w:cs="Times New Roman" w:hint="eastAsia"/>
-          <w:b/>
-        </w:rPr>
-        <w:t xml:space="preserve">: </w:t>
-      </w:r>
-      <w:r>
-        <w:rPr>
-          <w:rFonts w:ascii="Times New Roman" w:hAnsi="Times New Roman" w:cs="Times New Roman"/>
-          <w:b/>
-        </w:rPr>
-        <w:t xml:space="preserve">“r”, “g” or “b” which </w:t>
-      </w:r>
-      <w:proofErr w:type="gramStart"/>
-      <w:r>
-        <w:rPr>
-          <w:rFonts w:ascii="Times New Roman" w:hAnsi="Times New Roman" w:cs="Times New Roman"/>
-          <w:b/>
-        </w:rPr>
-        <w:t>have .glimpse</w:t>
-      </w:r>
-      <w:proofErr w:type="gramEnd"/>
-      <w:r>
-        <w:rPr>
-          <w:rFonts w:ascii="Times New Roman" w:hAnsi="Times New Roman" w:cs="Times New Roman"/>
-          <w:b/>
-        </w:rPr>
-        <w:t xml:space="preserve"> file in them. </w:t>
-      </w:r>
-      <w:r>
-        <w:rPr>
-          <w:rFonts w:ascii="Times New Roman" w:hAnsi="Times New Roman" w:cs="Times New Roman"/>
-        </w:rPr>
-        <w:t>After selecting, press “load”</w:t>
-      </w:r>
-      <w:r>
-        <w:rPr>
-          <w:rFonts w:ascii="Times New Roman" w:hAnsi="Times New Roman" w:cs="Times New Roman"/>
-        </w:rPr>
-        <w:t xml:space="preserve"> and wait for the “Load progress” in G done.</w:t>
-      </w:r>
-    </w:p>
-    <w:p>
-      <w:pPr>
-        <w:pStyle w:val="a3"/>
-        <w:ind w:leftChars="0" w:left="840"/>
-        <w:jc w:val="center"/>
-        <w:rPr>
-          <w:rFonts w:ascii="Times New Roman" w:hAnsi="Times New Roman" w:cs="Times New Roman"/>
-        </w:rPr>
-      </w:pPr>
-      <w:r>
-        <w:rPr>
-          <w:noProof/>
-        </w:rPr>
-        <w:drawing>
-          <wp:inline distT="0" distB="0" distL="0" distR="0" wp14:anchorId="4B587614" wp14:editId="2137D6C7">
-            <wp:extent cx="1771650" cy="561975"/>
-            <wp:effectExtent l="0" t="0" r="0" b="9525"/>
-            <wp:docPr id="30" name="圖片 30"/>
-            <wp:cNvGraphicFramePr>
-              <a:graphicFrameLocks xmlns:a="http://schemas.openxmlformats.org/drawingml/2006/main" noChangeAspect="1"/>
-            </wp:cNvGraphicFramePr>
-            <a:graphic xmlns:a="http://schemas.openxmlformats.org/drawingml/2006/main">
-              <a:graphicData uri="http://schemas.openxmlformats.org/drawingml/2006/picture">
-                <pic:pic xmlns:pic="http://schemas.openxmlformats.org/drawingml/2006/picture">
-                  <pic:nvPicPr>
-                    <pic:cNvPr id="1" name=""/>
-                    <pic:cNvPicPr/>
-                  </pic:nvPicPr>
-                  <pic:blipFill>
-                    <a:blip r:embed="rId10"/>
-                    <a:stretch>
-                      <a:fillRect/>
-                    </a:stretch>
-                  </pic:blipFill>
-                  <pic:spPr>
-                    <a:xfrm>
-                      <a:off x="0" y="0"/>
-                      <a:ext cx="1771650" cy="561975"/>
-                    </a:xfrm>
-                    <a:prstGeom prst="rect">
-                      <a:avLst/>
-                    </a:prstGeom>
-                  </pic:spPr>
-                </pic:pic>
-              </a:graphicData>
-            </a:graphic>
-          </wp:inline>
-        </w:drawing>
-      </w:r>
-    </w:p>
-    <w:p>
-      <w:pPr>
-        <w:pStyle w:val="a3"/>
-        <w:numPr>
-          <w:ilvl w:val="0"/>
-          <w:numId w:val="3"/>
-        </w:numPr>
-        <w:ind w:leftChars="0"/>
-        <w:rPr>
-          <w:rFonts w:ascii="Times New Roman" w:hAnsi="Times New Roman" w:cs="Times New Roman"/>
-        </w:rPr>
-      </w:pPr>
-      <w:r>
-        <w:rPr>
-          <w:rFonts w:ascii="Times New Roman" w:hAnsi="Times New Roman" w:cs="Times New Roman"/>
-        </w:rPr>
-        <w:t xml:space="preserve">Your snapshot will be shown in A (without AOI at this time). From left to right are red, green and blue receiving </w:t>
-      </w:r>
-      <w:r>
-        <w:rPr>
-          <w:rFonts w:ascii="Times New Roman" w:hAnsi="Times New Roman" w:cs="Times New Roman"/>
-        </w:rPr>
-        <w:t>regions</w:t>
-      </w:r>
-      <w:r>
-        <w:rPr>
-          <w:rFonts w:ascii="Times New Roman" w:hAnsi="Times New Roman" w:cs="Times New Roman"/>
-        </w:rPr>
-        <w:t>. In B, the desired frame can be adjusted here.</w:t>
-      </w:r>
-    </w:p>
-    <w:p>
-      <w:pPr>
-        <w:pStyle w:val="a3"/>
-        <w:ind w:leftChars="0" w:left="840"/>
-        <w:rPr>
-          <w:rFonts w:ascii="Times New Roman" w:hAnsi="Times New Roman" w:cs="Times New Roman"/>
-        </w:rPr>
-      </w:pPr>
-      <w:r>
-        <w:rPr>
-          <w:rFonts w:ascii="Times New Roman" w:hAnsi="Times New Roman" w:cs="Times New Roman"/>
-        </w:rPr>
-        <w:t xml:space="preserve">If </w:t>
-      </w:r>
-      <w:r>
-        <w:rPr>
-          <w:rFonts w:ascii="Times New Roman" w:hAnsi="Times New Roman" w:cs="Times New Roman"/>
-        </w:rPr>
-        <w:t>you want to turn the background to white (and the points become black), turn on the “Reverse” in D.</w:t>
-      </w:r>
-    </w:p>
-    <w:p>
-      <w:pPr>
-        <w:pStyle w:val="a3"/>
-        <w:numPr>
-          <w:ilvl w:val="0"/>
-          <w:numId w:val="3"/>
-        </w:numPr>
-        <w:ind w:leftChars="0"/>
-        <w:rPr>
-          <w:rFonts w:ascii="Times New Roman" w:hAnsi="Times New Roman" w:cs="Times New Roman"/>
-        </w:rPr>
-      </w:pPr>
-      <w:r>
-        <w:rPr>
-          <w:rFonts w:ascii="Times New Roman" w:hAnsi="Times New Roman" w:cs="Times New Roman"/>
-        </w:rPr>
-        <w:t xml:space="preserve">The next step is auto-picking AOIs. In E, </w:t>
-      </w:r>
-      <w:r>
-        <w:rPr>
-          <w:rFonts w:ascii="Times New Roman" w:hAnsi="Times New Roman" w:cs="Times New Roman"/>
-        </w:rPr>
-        <w:t xml:space="preserve">there are multiple parameters to set before blob and fit. </w:t>
-      </w:r>
-    </w:p>
-    <w:p>
-      <w:pPr>
-        <w:pStyle w:val="a3"/>
-        <w:numPr>
-          <w:ilvl w:val="0"/>
-          <w:numId w:val="4"/>
-        </w:numPr>
-        <w:ind w:leftChars="0"/>
-        <w:rPr>
-          <w:rFonts w:ascii="Times New Roman" w:hAnsi="Times New Roman" w:cs="Times New Roman"/>
-        </w:rPr>
-      </w:pPr>
-      <w:proofErr w:type="spellStart"/>
-      <w:proofErr w:type="gramStart"/>
-      <w:r>
-        <w:rPr>
-          <w:rFonts w:ascii="Times New Roman" w:hAnsi="Times New Roman" w:cs="Times New Roman"/>
-        </w:rPr>
-        <w:t>Thres</w:t>
-      </w:r>
-      <w:proofErr w:type="spellEnd"/>
-      <w:r>
-        <w:rPr>
-          <w:rFonts w:ascii="Times New Roman" w:hAnsi="Times New Roman" w:cs="Times New Roman"/>
-        </w:rPr>
-        <w:t>(</w:t>
-      </w:r>
-      <w:proofErr w:type="gramEnd"/>
-      <w:r>
-        <w:rPr>
-          <w:rFonts w:ascii="Times New Roman" w:hAnsi="Times New Roman" w:cs="Times New Roman"/>
-        </w:rPr>
-        <w:t>Threshold): Set the spot-selecting criteria. AOIs with distance within the threshold will be excluded.</w:t>
-      </w:r>
-    </w:p>
-    <w:p>
-      <w:pPr>
-        <w:pStyle w:val="a3"/>
-        <w:numPr>
-          <w:ilvl w:val="0"/>
-          <w:numId w:val="4"/>
-        </w:numPr>
-        <w:ind w:leftChars="0"/>
-        <w:rPr>
-          <w:rFonts w:ascii="Times New Roman" w:hAnsi="Times New Roman" w:cs="Times New Roman"/>
-        </w:rPr>
-      </w:pPr>
-      <w:r>
-        <w:rPr>
-          <w:rFonts w:ascii="Times New Roman" w:hAnsi="Times New Roman" w:cs="Times New Roman" w:hint="eastAsia"/>
-        </w:rPr>
-        <w:t>A</w:t>
-      </w:r>
-      <w:r>
-        <w:rPr>
-          <w:rFonts w:ascii="Times New Roman" w:hAnsi="Times New Roman" w:cs="Times New Roman"/>
-        </w:rPr>
-        <w:t>verage</w:t>
-      </w:r>
-      <w:r>
-        <w:rPr>
-          <w:rFonts w:ascii="Times New Roman" w:hAnsi="Times New Roman" w:cs="Times New Roman" w:hint="eastAsia"/>
-        </w:rPr>
-        <w:t xml:space="preserve">: </w:t>
-      </w:r>
-      <w:r>
-        <w:rPr>
-          <w:rFonts w:ascii="Times New Roman" w:hAnsi="Times New Roman" w:cs="Times New Roman"/>
-        </w:rPr>
-        <w:t>T</w:t>
-      </w:r>
-      <w:r>
-        <w:rPr>
-          <w:rFonts w:ascii="Times New Roman" w:hAnsi="Times New Roman" w:cs="Times New Roman"/>
-        </w:rPr>
-        <w:t xml:space="preserve">he final AOI position is the average of </w:t>
-      </w:r>
-      <w:r>
-        <w:rPr>
-          <w:rFonts w:ascii="Times New Roman" w:hAnsi="Times New Roman" w:cs="Times New Roman" w:hint="eastAsia"/>
-        </w:rPr>
-        <w:t>[</w:t>
-      </w:r>
-      <w:r>
-        <w:rPr>
-          <w:rFonts w:ascii="Times New Roman" w:hAnsi="Times New Roman" w:cs="Times New Roman"/>
-        </w:rPr>
-        <w:t>Average</w:t>
-      </w:r>
-      <w:r>
-        <w:rPr>
-          <w:rFonts w:ascii="Times New Roman" w:hAnsi="Times New Roman" w:cs="Times New Roman" w:hint="eastAsia"/>
-        </w:rPr>
-        <w:t>]</w:t>
-      </w:r>
-      <w:r>
-        <w:rPr>
-          <w:rFonts w:ascii="Times New Roman" w:hAnsi="Times New Roman" w:cs="Times New Roman"/>
-        </w:rPr>
-        <w:t xml:space="preserve"> times fitting results.</w:t>
-      </w:r>
-      <w:r>
-        <w:rPr>
-          <w:rFonts w:ascii="Times New Roman" w:hAnsi="Times New Roman" w:cs="Times New Roman"/>
-        </w:rPr>
-        <w:t xml:space="preserve"> The higher the parameter is </w:t>
-      </w:r>
-      <w:proofErr w:type="gramStart"/>
-      <w:r>
-        <w:rPr>
-          <w:rFonts w:ascii="Times New Roman" w:hAnsi="Times New Roman" w:cs="Times New Roman"/>
-        </w:rPr>
-        <w:t>set,</w:t>
-      </w:r>
-      <w:proofErr w:type="gramEnd"/>
-      <w:r>
-        <w:rPr>
-          <w:rFonts w:ascii="Times New Roman" w:hAnsi="Times New Roman" w:cs="Times New Roman"/>
-        </w:rPr>
-        <w:t xml:space="preserve"> the longer time auto-picking takes.</w:t>
-      </w:r>
-    </w:p>
-    <w:p>
-      <w:pPr>
-        <w:pStyle w:val="a3"/>
-        <w:numPr>
-          <w:ilvl w:val="0"/>
-          <w:numId w:val="4"/>
-        </w:numPr>
-        <w:ind w:leftChars="0"/>
-        <w:rPr>
-          <w:rFonts w:ascii="Times New Roman" w:hAnsi="Times New Roman" w:cs="Times New Roman"/>
-        </w:rPr>
-      </w:pPr>
-      <w:r>
-        <w:rPr>
-          <w:rFonts w:ascii="Times New Roman" w:hAnsi="Times New Roman" w:cs="Times New Roman" w:hint="eastAsia"/>
-        </w:rPr>
-        <w:t>R</w:t>
-      </w:r>
-      <w:r>
-        <w:rPr>
-          <w:rFonts w:ascii="Times New Roman" w:hAnsi="Times New Roman" w:cs="Times New Roman"/>
-        </w:rPr>
-        <w:t xml:space="preserve">atio: Set the criterion for spot shape. If the value of y-axis radius divided by </w:t>
-      </w:r>
-    </w:p>
-    <w:p>
-      <w:pPr>
-        <w:pStyle w:val="a3"/>
-        <w:ind w:leftChars="0" w:left="1320"/>
-        <w:rPr>
-          <w:rFonts w:ascii="Times New Roman" w:hAnsi="Times New Roman" w:cs="Times New Roman"/>
-        </w:rPr>
-      </w:pPr>
-      <w:r>
-        <w:rPr>
-          <w:rFonts w:ascii="Times New Roman" w:hAnsi="Times New Roman" w:cs="Times New Roman"/>
-        </w:rPr>
-        <w:t>x-axis radius is greater than “Ratio” for a spot, it is excluded.</w:t>
-      </w:r>
-    </w:p>
-    <w:p>
-      <w:pPr>
-        <w:pStyle w:val="a3"/>
-        <w:numPr>
-          <w:ilvl w:val="0"/>
-          <w:numId w:val="4"/>
-        </w:numPr>
-        <w:ind w:leftChars="0"/>
-        <w:rPr>
-          <w:rFonts w:ascii="Times New Roman" w:hAnsi="Times New Roman" w:cs="Times New Roman"/>
-        </w:rPr>
-      </w:pPr>
-      <w:r>
-        <w:rPr>
-          <w:rFonts w:ascii="Times New Roman" w:hAnsi="Times New Roman" w:cs="Times New Roman" w:hint="eastAsia"/>
-        </w:rPr>
-        <w:t>R</w:t>
-      </w:r>
-      <w:r>
-        <w:rPr>
-          <w:rFonts w:ascii="Times New Roman" w:hAnsi="Times New Roman" w:cs="Times New Roman"/>
-        </w:rPr>
-        <w:t>adius: The size of AOIs.</w:t>
-      </w:r>
-    </w:p>
-    <w:p>
-      <w:pPr>
-        <w:pStyle w:val="a3"/>
-        <w:numPr>
-          <w:ilvl w:val="0"/>
-          <w:numId w:val="4"/>
-        </w:numPr>
-        <w:ind w:leftChars="0"/>
-        <w:rPr>
-          <w:rFonts w:ascii="Times New Roman" w:hAnsi="Times New Roman" w:cs="Times New Roman"/>
-        </w:rPr>
-      </w:pPr>
-      <w:r>
-        <w:rPr>
-          <w:rFonts w:ascii="Times New Roman" w:hAnsi="Times New Roman" w:cs="Times New Roman"/>
-        </w:rPr>
-        <w:t>Range</w:t>
-      </w:r>
-      <w:r>
-        <w:rPr>
-          <w:rFonts w:ascii="Times New Roman" w:hAnsi="Times New Roman" w:cs="Times New Roman" w:hint="eastAsia"/>
-        </w:rPr>
-        <w:t xml:space="preserve">: </w:t>
-      </w:r>
-      <w:r>
-        <w:rPr>
-          <w:rFonts w:ascii="Times New Roman" w:hAnsi="Times New Roman" w:cs="Times New Roman"/>
-        </w:rPr>
-        <w:t xml:space="preserve">Set the spot-selecting criteria. </w:t>
-      </w:r>
-      <w:r>
-        <w:rPr>
-          <w:rFonts w:ascii="Times New Roman" w:hAnsi="Times New Roman" w:cs="Times New Roman"/>
-        </w:rPr>
-        <w:t>Set the brightness of spot with lowest brightness as lower bound and do likewise for spot with highest brightness. Then demonstrate all spots with above bounds.</w:t>
-      </w:r>
-    </w:p>
-    <w:p>
-      <w:pPr>
-        <w:ind w:left="840"/>
-        <w:rPr>
-          <w:rFonts w:ascii="Times New Roman" w:hAnsi="Times New Roman" w:cs="Times New Roman"/>
-        </w:rPr>
-      </w:pPr>
-      <w:r>
-        <w:rPr>
-          <w:rFonts w:ascii="Times New Roman" w:hAnsi="Times New Roman" w:cs="Times New Roman" w:hint="eastAsia"/>
-        </w:rPr>
-        <w:t>T</w:t>
-      </w:r>
-      <w:r>
-        <w:rPr>
-          <w:rFonts w:ascii="Times New Roman" w:hAnsi="Times New Roman" w:cs="Times New Roman"/>
-        </w:rPr>
-        <w:t>he setting depend</w:t>
-      </w:r>
-      <w:r>
-        <w:rPr>
-          <w:rFonts w:ascii="Times New Roman" w:hAnsi="Times New Roman" w:cs="Times New Roman"/>
-        </w:rPr>
-        <w:t>s</w:t>
-      </w:r>
-      <w:r>
-        <w:rPr>
-          <w:rFonts w:ascii="Times New Roman" w:hAnsi="Times New Roman" w:cs="Times New Roman"/>
-        </w:rPr>
-        <w:t xml:space="preserve"> on the quality of your snapshot. Click “Blob and Fit”</w:t>
-      </w:r>
-      <w:r>
-        <w:rPr>
-          <w:rFonts w:ascii="Times New Roman" w:hAnsi="Times New Roman" w:cs="Times New Roman"/>
-        </w:rPr>
-        <w:t xml:space="preserve"> and wait for the “Blob progress” in G done.</w:t>
-      </w:r>
-    </w:p>
-    <w:p>
-      <w:pPr>
-        <w:pStyle w:val="a3"/>
-        <w:numPr>
-          <w:ilvl w:val="0"/>
-          <w:numId w:val="3"/>
-        </w:numPr>
-        <w:ind w:leftChars="0"/>
-        <w:rPr>
-          <w:rFonts w:ascii="Times New Roman" w:hAnsi="Times New Roman" w:cs="Times New Roman"/>
-        </w:rPr>
-      </w:pPr>
-      <w:r>
-        <w:rPr>
-          <w:rFonts w:ascii="Times New Roman" w:hAnsi="Times New Roman" w:cs="Times New Roman"/>
-        </w:rPr>
-        <w:t>After auto-picking, use the AOI tools in F to remove bad AOIs (selecting the eraser).</w:t>
-      </w:r>
-    </w:p>
-    <w:p>
-      <w:pPr>
-        <w:pStyle w:val="a3"/>
-        <w:ind w:leftChars="0" w:left="840"/>
-        <w:rPr>
-          <w:rFonts w:ascii="Times New Roman" w:hAnsi="Times New Roman" w:cs="Times New Roman"/>
-        </w:rPr>
-      </w:pPr>
-      <w:r>
-        <w:rPr>
-          <w:rFonts w:ascii="Times New Roman" w:hAnsi="Times New Roman" w:cs="Times New Roman"/>
-        </w:rPr>
-        <w:t xml:space="preserve">From left to right, there are functions about removing AOI, adding new AOIs, undo previous action, save AOIs data, load AOIs data, and remove </w:t>
-      </w:r>
-      <w:r>
-        <w:rPr>
-          <w:rFonts w:ascii="Times New Roman" w:hAnsi="Times New Roman" w:cs="Times New Roman"/>
-        </w:rPr>
-        <w:t>all AOIs.</w:t>
-      </w:r>
-      <w:r>
-        <w:rPr>
-          <w:rFonts w:ascii="Times New Roman" w:hAnsi="Times New Roman" w:cs="Times New Roman" w:hint="eastAsia"/>
-        </w:rPr>
-        <w:t xml:space="preserve"> </w:t>
-      </w:r>
-      <w:r>
-        <w:rPr>
-          <w:rFonts w:ascii="Times New Roman" w:hAnsi="Times New Roman" w:cs="Times New Roman"/>
-        </w:rPr>
-        <w:t>Clicking “label_?” in C can hide or show the AOIs in certain regions</w:t>
-      </w:r>
-    </w:p>
-    <w:p>
-      <w:pPr>
-        <w:pStyle w:val="a3"/>
-        <w:numPr>
-          <w:ilvl w:val="0"/>
-          <w:numId w:val="3"/>
-        </w:numPr>
-        <w:ind w:leftChars="0"/>
-        <w:rPr>
-          <w:rFonts w:ascii="Times New Roman" w:hAnsi="Times New Roman" w:cs="Times New Roman"/>
-        </w:rPr>
-      </w:pPr>
-      <w:r>
-        <w:rPr>
-          <w:rFonts w:ascii="Times New Roman" w:hAnsi="Times New Roman" w:cs="Times New Roman"/>
-        </w:rPr>
-        <w:t xml:space="preserve">Next, click “Cal intensity” to calculate the intensity of AOIs. Wait for the “Intensity progress” in G done. </w:t>
-      </w:r>
-      <w:r>
-        <w:rPr>
-          <w:rFonts w:ascii="Times New Roman" w:hAnsi="Times New Roman" w:cs="Times New Roman"/>
-        </w:rPr>
-        <w:t>Check the selected folder by clicking “Open” in D</w:t>
-      </w:r>
-      <w:r>
-        <w:rPr>
-          <w:rFonts w:ascii="Times New Roman" w:hAnsi="Times New Roman" w:cs="Times New Roman"/>
-        </w:rPr>
-        <w:t>, there are 2 new folder</w:t>
-      </w:r>
-      <w:r>
-        <w:rPr>
-          <w:rFonts w:ascii="Times New Roman" w:hAnsi="Times New Roman" w:cs="Times New Roman" w:hint="eastAsia"/>
-        </w:rPr>
-        <w:t>s</w:t>
-      </w:r>
-      <w:r>
-        <w:rPr>
-          <w:rFonts w:ascii="Times New Roman" w:hAnsi="Times New Roman" w:cs="Times New Roman" w:hint="eastAsia"/>
-        </w:rPr>
-        <w:t xml:space="preserve"> </w:t>
-      </w:r>
-      <w:r>
-        <w:rPr>
-          <w:rFonts w:ascii="Times New Roman" w:hAnsi="Times New Roman" w:cs="Times New Roman" w:hint="eastAsia"/>
-        </w:rPr>
-        <w:t>(</w:t>
-      </w:r>
-      <w:r>
-        <w:rPr>
-          <w:rFonts w:ascii="Times New Roman" w:hAnsi="Times New Roman" w:cs="Times New Roman"/>
-        </w:rPr>
-        <w:t>“</w:t>
-      </w:r>
-      <w:r>
-        <w:rPr>
-          <w:rFonts w:ascii="Times New Roman" w:hAnsi="Times New Roman" w:cs="Times New Roman" w:hint="eastAsia"/>
-        </w:rPr>
-        <w:t>circled</w:t>
-      </w:r>
-      <w:r>
-        <w:rPr>
-          <w:rFonts w:ascii="Times New Roman" w:hAnsi="Times New Roman" w:cs="Times New Roman"/>
-        </w:rPr>
-        <w:t>”</w:t>
-      </w:r>
-      <w:r>
-        <w:rPr>
-          <w:rFonts w:ascii="Times New Roman" w:hAnsi="Times New Roman" w:cs="Times New Roman" w:hint="eastAsia"/>
-        </w:rPr>
-        <w:t xml:space="preserve"> and </w:t>
-      </w:r>
-      <w:r>
-        <w:rPr>
-          <w:rFonts w:ascii="Times New Roman" w:hAnsi="Times New Roman" w:cs="Times New Roman"/>
-        </w:rPr>
-        <w:t>“</w:t>
-      </w:r>
-      <w:r>
-        <w:rPr>
-          <w:rFonts w:ascii="Times New Roman" w:hAnsi="Times New Roman" w:cs="Times New Roman" w:hint="eastAsia"/>
-        </w:rPr>
-        <w:t>raw</w:t>
-      </w:r>
-      <w:r>
-        <w:rPr>
-          <w:rFonts w:ascii="Times New Roman" w:hAnsi="Times New Roman" w:cs="Times New Roman"/>
-        </w:rPr>
-        <w:t>”</w:t>
-      </w:r>
-      <w:r>
-        <w:rPr>
-          <w:rFonts w:ascii="Times New Roman" w:hAnsi="Times New Roman" w:cs="Times New Roman" w:hint="eastAsia"/>
-        </w:rPr>
-        <w:t>),</w:t>
-      </w:r>
-      <w:r>
-        <w:rPr>
-          <w:rFonts w:ascii="Times New Roman" w:hAnsi="Times New Roman" w:cs="Times New Roman"/>
-        </w:rPr>
-        <w:t xml:space="preserve"> 1 .</w:t>
-      </w:r>
-      <w:proofErr w:type="spellStart"/>
-      <w:r>
-        <w:rPr>
-          <w:rFonts w:ascii="Times New Roman" w:hAnsi="Times New Roman" w:cs="Times New Roman"/>
-        </w:rPr>
-        <w:t>npz</w:t>
-      </w:r>
-      <w:proofErr w:type="spellEnd"/>
-      <w:r>
-        <w:rPr>
-          <w:rFonts w:ascii="Times New Roman" w:hAnsi="Times New Roman" w:cs="Times New Roman"/>
-        </w:rPr>
-        <w:t xml:space="preserve"> file</w:t>
-      </w:r>
-      <w:r>
-        <w:rPr>
-          <w:rFonts w:ascii="Times New Roman" w:hAnsi="Times New Roman" w:cs="Times New Roman" w:hint="eastAsia"/>
-        </w:rPr>
-        <w:t>(</w:t>
-      </w:r>
-      <w:r>
-        <w:rPr>
-          <w:rFonts w:ascii="Times New Roman" w:hAnsi="Times New Roman" w:cs="Times New Roman"/>
-        </w:rPr>
-        <w:t>“</w:t>
-      </w:r>
-      <w:proofErr w:type="spellStart"/>
-      <w:r>
-        <w:rPr>
-          <w:rFonts w:ascii="Times New Roman" w:hAnsi="Times New Roman" w:cs="Times New Roman" w:hint="eastAsia"/>
-        </w:rPr>
-        <w:t>blobs.npz</w:t>
-      </w:r>
-      <w:proofErr w:type="spellEnd"/>
-      <w:r>
-        <w:rPr>
-          <w:rFonts w:ascii="Times New Roman" w:hAnsi="Times New Roman" w:cs="Times New Roman"/>
-        </w:rPr>
-        <w:t>”</w:t>
-      </w:r>
-      <w:r>
-        <w:rPr>
-          <w:rFonts w:ascii="Times New Roman" w:hAnsi="Times New Roman" w:cs="Times New Roman" w:hint="eastAsia"/>
-        </w:rPr>
-        <w:t>) and 1 .</w:t>
-      </w:r>
-      <w:proofErr w:type="spellStart"/>
-      <w:r>
-        <w:rPr>
-          <w:rFonts w:ascii="Times New Roman" w:hAnsi="Times New Roman" w:cs="Times New Roman" w:hint="eastAsia"/>
-        </w:rPr>
-        <w:t>npy</w:t>
-      </w:r>
-      <w:proofErr w:type="spellEnd"/>
-      <w:r>
-        <w:rPr>
-          <w:rFonts w:ascii="Times New Roman" w:hAnsi="Times New Roman" w:cs="Times New Roman" w:hint="eastAsia"/>
-        </w:rPr>
-        <w:t xml:space="preserve"> file</w:t>
-      </w:r>
-      <w:r>
-        <w:rPr>
-          <w:rFonts w:ascii="Times New Roman" w:hAnsi="Times New Roman" w:cs="Times New Roman" w:hint="eastAsia"/>
-        </w:rPr>
-        <w:t xml:space="preserve"> </w:t>
-      </w:r>
-      <w:r>
-        <w:rPr>
-          <w:rFonts w:ascii="Times New Roman" w:hAnsi="Times New Roman" w:cs="Times New Roman" w:hint="eastAsia"/>
-        </w:rPr>
-        <w:t>(</w:t>
-      </w:r>
-      <w:proofErr w:type="spellStart"/>
-      <w:r>
-        <w:rPr>
-          <w:rFonts w:ascii="Times New Roman" w:hAnsi="Times New Roman" w:cs="Times New Roman"/>
-        </w:rPr>
-        <w:t>dcombined_image</w:t>
-      </w:r>
-      <w:r>
-        <w:rPr>
-          <w:rFonts w:ascii="Times New Roman" w:hAnsi="Times New Roman" w:cs="Times New Roman" w:hint="eastAsia"/>
-        </w:rPr>
-        <w:t>.npy</w:t>
-      </w:r>
-      <w:proofErr w:type="spellEnd"/>
-      <w:r>
-        <w:rPr>
-          <w:rFonts w:ascii="Times New Roman" w:hAnsi="Times New Roman" w:cs="Times New Roman" w:hint="eastAsia"/>
-        </w:rPr>
-        <w:t>)</w:t>
-      </w:r>
-      <w:r>
-        <w:rPr>
-          <w:rFonts w:ascii="Times New Roman" w:hAnsi="Times New Roman" w:cs="Times New Roman"/>
-        </w:rPr>
-        <w:t xml:space="preserve"> added.</w:t>
-      </w:r>
-    </w:p>
-    <w:p>
-      <w:pPr>
-        <w:pStyle w:val="a3"/>
-        <w:numPr>
-          <w:ilvl w:val="0"/>
-          <w:numId w:val="3"/>
-        </w:numPr>
-        <w:ind w:leftChars="0"/>
-        <w:rPr>
-          <w:rFonts w:ascii="Times New Roman" w:hAnsi="Times New Roman" w:cs="Times New Roman"/>
-        </w:rPr>
-      </w:pPr>
-      <w:r>
-        <w:rPr>
-          <w:rFonts w:ascii="Times New Roman" w:hAnsi="Times New Roman" w:cs="Times New Roman" w:hint="eastAsia"/>
-        </w:rPr>
-        <w:t>G</w:t>
-      </w:r>
-      <w:r>
-        <w:rPr>
-          <w:rFonts w:ascii="Times New Roman" w:hAnsi="Times New Roman" w:cs="Times New Roman"/>
-        </w:rPr>
-        <w:t>o to FRET from the top of D.</w:t>
-      </w:r>
-    </w:p>
-    <w:p>
-      <w:pPr>
-        <w:pStyle w:val="a3"/>
-        <w:numPr>
-          <w:ilvl w:val="0"/>
-          <w:numId w:val="3"/>
-        </w:numPr>
-        <w:ind w:leftChars="0"/>
-        <w:rPr>
-          <w:rFonts w:ascii="Times New Roman" w:hAnsi="Times New Roman" w:cs="Times New Roman"/>
-        </w:rPr>
-      </w:pPr>
-      <w:r>
-        <w:rPr>
-          <w:noProof/>
-        </w:rPr>
-        <w:lastRenderedPageBreak/>
-        <mc:AlternateContent>
-          <mc:Choice Requires="wps">
-            <w:drawing>
-              <wp:anchor distT="0" distB="0" distL="114300" distR="114300" simplePos="0" relativeHeight="251712512" behindDoc="0" locked="0" layoutInCell="1" allowOverlap="1" wp14:anchorId="5CBC55CB" wp14:editId="2BFA6F01">
-                <wp:simplePos x="0" y="0"/>
-                <wp:positionH relativeFrom="column">
-                  <wp:posOffset>556260</wp:posOffset>
-                </wp:positionH>
-                <wp:positionV relativeFrom="paragraph">
-                  <wp:posOffset>2490470</wp:posOffset>
-                </wp:positionV>
-                <wp:extent cx="382270" cy="478155"/>
-                <wp:effectExtent l="0" t="0" r="0" b="0"/>
-                <wp:wrapNone/>
-                <wp:docPr id="27" name="文字方塊 27"/>
-                <wp:cNvGraphicFramePr/>
-                <a:graphic xmlns:a="http://schemas.openxmlformats.org/drawingml/2006/main">
-                  <a:graphicData uri="http://schemas.microsoft.com/office/word/2010/wordprocessingShape">
-                    <wps:wsp>
-                      <wps:cNvSpPr txBox="1"/>
-                      <wps:spPr>
-                        <a:xfrm>
-                          <a:off x="0" y="0"/>
-                          <a:ext cx="382270" cy="478155"/>
-                        </a:xfrm>
-                        <a:prstGeom prst="rect">
-                          <a:avLst/>
-                        </a:prstGeom>
-                        <a:solidFill>
-                          <a:schemeClr val="lt1"/>
-                        </a:solidFill>
-                        <a:ln w="6350">
-                          <a:noFill/>
-                        </a:ln>
-                      </wps:spPr>
-                      <wps:txbx>
-                        <w:txbxContent>
-                          <w:p>
-                            <w:pPr>
-                              <w:rPr>
-                                <w:rFonts w:ascii="Times New Roman" w:hAnsi="Times New Roman" w:cs="Times New Roman"/>
-                                <w:color w:val="FF0000"/>
-                                <w:sz w:val="32"/>
-                              </w:rPr>
-                            </w:pPr>
-                            <w:r>
-                              <w:rPr>
-                                <w:rFonts w:ascii="Times New Roman" w:hAnsi="Times New Roman" w:cs="Times New Roman"/>
-                                <w:color w:val="FF0000"/>
-                                <w:sz w:val="32"/>
-                              </w:rPr>
-                              <w:t>J</w:t>
-                            </w:r>
-                          </w:p>
-                        </w:txbxContent>
-                      </wps:txbx>
-                      <wps:bodyPr rot="0" spcFirstLastPara="0" vertOverflow="overflow" horzOverflow="overflow" vert="horz" wrap="square" lIns="91440" tIns="45720" rIns="91440" bIns="45720" numCol="1" spcCol="0" rtlCol="0" fromWordArt="0" anchor="t" anchorCtr="0" forceAA="0" compatLnSpc="1">
-                        <a:prstTxWarp prst="textNoShape">
-                          <a:avLst/>
-                        </a:prstTxWarp>
-                        <a:noAutofit/>
-                      </wps:bodyPr>
-                    </wps:wsp>
-                  </a:graphicData>
-                </a:graphic>
-              </wp:anchor>
-            </w:drawing>
-          </mc:Choice>
-          <mc:Fallback>
-            <w:pict>
-              <v:shape w14:anchorId="5CBC55CB" id="文字方塊 27" o:spid="_x0000_s1047" type="#_x0000_t202" style="position:absolute;left:0;text-align:left;margin-left:43.8pt;margin-top:196.1pt;width:30.1pt;height:37.65pt;z-index:251712512;visibility:visible;mso-wrap-style:square;mso-wrap-distance-left:9pt;mso-wrap-distance-top:0;mso-wrap-distance-right:9pt;mso-wrap-distance-bottom:0;mso-position-horizontal:absolute;mso-position-horizontal-relative:text;mso-position-vertical:absolute;mso-position-vertical-relative:text;v-text-anchor:top" o:gfxdata="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" fillcolor="white [3201]" stroked="f" strokeweight=".5pt">
-                <v:textbox>
-                  <w:txbxContent>
-                    <w:p>
-                      <w:pPr>
-                        <w:rPr>
-                          <w:rFonts w:ascii="Times New Roman" w:hAnsi="Times New Roman" w:cs="Times New Roman"/>
-                          <w:color w:val="FF0000"/>
-                          <w:sz w:val="32"/>
-                        </w:rPr>
-                      </w:pPr>
-                      <w:r>
-                        <w:rPr>
-                          <w:rFonts w:ascii="Times New Roman" w:hAnsi="Times New Roman" w:cs="Times New Roman"/>
-                          <w:color w:val="FF0000"/>
-                          <w:sz w:val="32"/>
-                        </w:rPr>
-                        <w:t>J</w:t>
-                      </w:r>
-                    </w:p>
-                  </w:txbxContent>
-                </v:textbox>
-              </v:shape>
-            </w:pict>
-          </mc:Fallback>
-        </mc:AlternateContent>
-      </w:r>
-      <w:r>
-        <w:rPr>
-          <w:noProof/>
-        </w:rPr>
-        <mc:AlternateContent>
-          <mc:Choice Requires="wps">
-            <w:drawing>
-              <wp:anchor distT="0" distB="0" distL="114300" distR="114300" simplePos="0" relativeHeight="251710464" behindDoc="0" locked="0" layoutInCell="1" allowOverlap="1" wp14:anchorId="18B6A89F" wp14:editId="415ACC4C">
-                <wp:simplePos x="0" y="0"/>
-                <wp:positionH relativeFrom="column">
-                  <wp:posOffset>567471</wp:posOffset>
-                </wp:positionH>
-                <wp:positionV relativeFrom="paragraph">
-                  <wp:posOffset>543341</wp:posOffset>
-                </wp:positionV>
-                <wp:extent cx="382752" cy="478465"/>
-                <wp:effectExtent l="0" t="0" r="0" b="0"/>
-                <wp:wrapNone/>
-                <wp:docPr id="26" name="文字方塊 26"/>
-                <wp:cNvGraphicFramePr/>
-                <a:graphic xmlns:a="http://schemas.openxmlformats.org/drawingml/2006/main">
-                  <a:graphicData uri="http://schemas.microsoft.com/office/word/2010/wordprocessingShape">
-                    <wps:wsp>
-                      <wps:cNvSpPr txBox="1"/>
-                      <wps:spPr>
-                        <a:xfrm>
-                          <a:off x="0" y="0"/>
-                          <a:ext cx="382752" cy="478465"/>
-                        </a:xfrm>
-                        <a:prstGeom prst="rect">
-                          <a:avLst/>
-                        </a:prstGeom>
-                        <a:solidFill>
-                          <a:schemeClr val="lt1"/>
-                        </a:solidFill>
-                        <a:ln w="6350">
-                          <a:noFill/>
-                        </a:ln>
-                      </wps:spPr>
-                      <wps:txbx>
-                        <w:txbxContent>
-                          <w:p>
-                            <w:pPr>
-                              <w:rPr>
-                                <w:rFonts w:ascii="Times New Roman" w:hAnsi="Times New Roman" w:cs="Times New Roman"/>
-                                <w:color w:val="FF0000"/>
-                                <w:sz w:val="32"/>
-                              </w:rPr>
-                            </w:pPr>
-                            <w:r>
-                              <w:rPr>
-                                <w:rFonts w:ascii="Times New Roman" w:hAnsi="Times New Roman" w:cs="Times New Roman"/>
-                                <w:color w:val="FF0000"/>
-                                <w:sz w:val="32"/>
-                              </w:rPr>
-                              <w:t>I</w:t>
-                            </w:r>
-                          </w:p>
-                        </w:txbxContent>
-                      </wps:txbx>
-                      <wps:bodyPr rot="0" spcFirstLastPara="0" vertOverflow="overflow" horzOverflow="overflow" vert="horz" wrap="square" lIns="91440" tIns="45720" rIns="91440" bIns="45720" numCol="1" spcCol="0" rtlCol="0" fromWordArt="0" anchor="t" anchorCtr="0" forceAA="0" compatLnSpc="1">
-                        <a:prstTxWarp prst="textNoShape">
-                          <a:avLst/>
-                        </a:prstTxWarp>
-                        <a:noAutofit/>
-                      </wps:bodyPr>
-                    </wps:wsp>
-                  </a:graphicData>
-                </a:graphic>
-              </wp:anchor>
-            </w:drawing>
-          </mc:Choice>
-          <mc:Fallback>
-            <w:pict>
-              <v:shape w14:anchorId="18B6A89F" id="文字方塊 26" o:spid="_x0000_s1048" type="#_x0000_t202" style="position:absolute;left:0;text-align:left;margin-left:44.7pt;margin-top:42.8pt;width:30.15pt;height:37.65pt;z-index:251710464;visibility:visible;mso-wrap-style:square;mso-wrap-distance-left:9pt;mso-wrap-distance-top:0;mso-wrap-distance-right:9pt;mso-wrap-distance-bottom:0;mso-position-horizontal:absolute;mso-position-horizontal-relative:text;mso-position-vertical:absolute;mso-position-vertical-relative:text;v-text-anchor:top" o:gfxdata="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" fillcolor="white [3201]" stroked="f" strokeweight=".5pt">
-                <v:textbox>
-                  <w:txbxContent>
-                    <w:p>
-                      <w:pPr>
-                        <w:rPr>
-                          <w:rFonts w:ascii="Times New Roman" w:hAnsi="Times New Roman" w:cs="Times New Roman"/>
-                          <w:color w:val="FF0000"/>
-                          <w:sz w:val="32"/>
-                        </w:rPr>
-                      </w:pPr>
-                      <w:r>
-                        <w:rPr>
-                          <w:rFonts w:ascii="Times New Roman" w:hAnsi="Times New Roman" w:cs="Times New Roman"/>
-                          <w:color w:val="FF0000"/>
-                          <w:sz w:val="32"/>
-                        </w:rPr>
-                        <w:t>I</w:t>
-                      </w:r>
-                    </w:p>
-                  </w:txbxContent>
-                </v:textbox>
-              </v:shape>
-            </w:pict>
-          </mc:Fallback>
-        </mc:AlternateContent>
-      </w:r>
-      <w:r>
-        <w:rPr>
-          <w:noProof/>
-        </w:rPr>
-        <mc:AlternateContent>
-          <mc:Choice Requires="wps">
-            <w:drawing>
-              <wp:anchor distT="0" distB="0" distL="114300" distR="114300" simplePos="0" relativeHeight="251707392" behindDoc="0" locked="0" layoutInCell="1" allowOverlap="1" wp14:anchorId="72620D13" wp14:editId="535C67FC">
-                <wp:simplePos x="0" y="0"/>
-                <wp:positionH relativeFrom="column">
-                  <wp:posOffset>959485</wp:posOffset>
-                </wp:positionH>
-                <wp:positionV relativeFrom="paragraph">
-                  <wp:posOffset>566420</wp:posOffset>
-                </wp:positionV>
-                <wp:extent cx="3847465" cy="467360"/>
-                <wp:effectExtent l="19050" t="19050" r="19685" b="27940"/>
-                <wp:wrapNone/>
-                <wp:docPr id="3" name="矩形 3"/>
-                <wp:cNvGraphicFramePr/>
-                <a:graphic xmlns:a="http://schemas.openxmlformats.org/drawingml/2006/main">
-                  <a:graphicData uri="http://schemas.microsoft.com/office/word/2010/wordprocessingShape">
-                    <wps:wsp>
-                      <wps:cNvSpPr/>
-                      <wps:spPr>
-                        <a:xfrm>
-                          <a:off x="0" y="0"/>
-                          <a:ext cx="3847465" cy="467360"/>
-                        </a:xfrm>
-                        <a:prstGeom prst="rect">
-                          <a:avLst/>
-                        </a:prstGeom>
-                        <a:noFill/>
-                        <a:ln w="28575">
-                          <a:solidFill>
-                            <a:srgbClr val="FF0000"/>
-                          </a:solidFill>
-                        </a:ln>
-                      </wps:spPr>
-                      <wps:style>
-                        <a:lnRef idx="2">
-                          <a:schemeClr val="accent1">
-                            <a:shade val="50000"/>
-                          </a:schemeClr>
-                        </a:lnRef>
-                        <a:fillRef idx="1">
-                          <a:schemeClr val="accent1"/>
-                        </a:fillRef>
-                        <a:effectRef idx="0">
-                          <a:schemeClr val="accent1"/>
-                        </a:effectRef>
-                        <a:fontRef idx="minor">
-                          <a:schemeClr val="lt1"/>
-                        </a:fontRef>
-                      </wps:style>
-                      <wps:bodyPr rot="0" spcFirstLastPara="0" vertOverflow="overflow" horzOverflow="overflow" vert="horz" wrap="square" lIns="91440" tIns="45720" rIns="91440" bIns="45720" numCol="1" spcCol="0" rtlCol="0" fromWordArt="0" anchor="ctr" anchorCtr="0" forceAA="0" compatLnSpc="1">
-                        <a:prstTxWarp prst="textNoShape">
-                          <a:avLst/>
-                        </a:prstTxWarp>
-                        <a:noAutofit/>
-                      </wps:bodyPr>
-                    </wps:wsp>
-                  </a:graphicData>
-                </a:graphic>
-                <wp14:sizeRelH relativeFrom="margin">
-                  <wp14:pctWidth>0</wp14:pctWidth>
-                </wp14:sizeRelH>
-                <wp14:sizeRelV relativeFrom="margin">
-                  <wp14:pctHeight>0</wp14:pctHeight>
-                </wp14:sizeRelV>
-              </wp:anchor>
-            </w:drawing>
-          </mc:Choice>
-          <mc:Fallback>
-            <w:pict>
-              <v:rect w14:anchorId="5A459699" id="矩形 3" o:spid="_x0000_s1026" style="position:absolute;margin-left:75.55pt;margin-top:44.6pt;width:302.95pt;height:36.8pt;z-index:251707392;visibility:visible;mso-wrap-style:square;mso-width-percent:0;mso-height-percent:0;mso-wrap-distance-left:9pt;mso-wrap-distance-top:0;mso-wrap-distance-right:9pt;mso-wrap-distance-bottom:0;mso-position-horizontal:absolute;mso-position-horizontal-relative:text;mso-position-vertical:absolute;mso-position-vertical-relative:text;mso-width-percent:0;mso-height-percent:0;mso-width-relative:margin;mso-height-relative:margin;v-text-anchor:middle" o:gfxdata="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" filled="f" strokecolor="red" strokeweight="2.25pt"/>
-            </w:pict>
-          </mc:Fallback>
-        </mc:AlternateContent>
-      </w:r>
-      <w:r>
-        <w:rPr>
-          <w:noProof/>
-        </w:rPr>
-        <mc:AlternateContent>
-          <mc:Choice Requires="wps">
-            <w:drawing>
-              <wp:anchor distT="0" distB="0" distL="114300" distR="114300" simplePos="0" relativeHeight="251708416" behindDoc="0" locked="0" layoutInCell="1" allowOverlap="1" wp14:anchorId="70D08198" wp14:editId="1B0E095D">
-                <wp:simplePos x="0" y="0"/>
-                <wp:positionH relativeFrom="column">
-                  <wp:posOffset>959914</wp:posOffset>
-                </wp:positionH>
-                <wp:positionV relativeFrom="paragraph">
-                  <wp:posOffset>1129665</wp:posOffset>
-                </wp:positionV>
-                <wp:extent cx="3848986" cy="3466214"/>
-                <wp:effectExtent l="19050" t="19050" r="18415" b="20320"/>
-                <wp:wrapNone/>
-                <wp:docPr id="25" name="矩形 25"/>
-                <wp:cNvGraphicFramePr/>
-                <a:graphic xmlns:a="http://schemas.openxmlformats.org/drawingml/2006/main">
-                  <a:graphicData uri="http://schemas.microsoft.com/office/word/2010/wordprocessingShape">
-                    <wps:wsp>
-                      <wps:cNvSpPr/>
-                      <wps:spPr>
-                        <a:xfrm>
-                          <a:off x="0" y="0"/>
-                          <a:ext cx="3848986" cy="3466214"/>
-                        </a:xfrm>
-                        <a:prstGeom prst="rect">
-                          <a:avLst/>
-                        </a:prstGeom>
-                        <a:noFill/>
-                        <a:ln w="28575">
-                          <a:solidFill>
-                            <a:srgbClr val="FF0000"/>
-                          </a:solidFill>
-                        </a:ln>
-                      </wps:spPr>
-                      <wps:style>
-                        <a:lnRef idx="2">
-                          <a:schemeClr val="accent1">
-                            <a:shade val="50000"/>
-                          </a:schemeClr>
-                        </a:lnRef>
-                        <a:fillRef idx="1">
-                          <a:schemeClr val="accent1"/>
-                        </a:fillRef>
-                        <a:effectRef idx="0">
-                          <a:schemeClr val="accent1"/>
-                        </a:effectRef>
-                        <a:fontRef idx="minor">
-                          <a:schemeClr val="lt1"/>
-                        </a:fontRef>
-                      </wps:style>
-                      <wps:bodyPr rot="0" spcFirstLastPara="0" vertOverflow="overflow" horzOverflow="overflow" vert="horz" wrap="square" lIns="91440" tIns="45720" rIns="91440" bIns="45720" numCol="1" spcCol="0" rtlCol="0" fromWordArt="0" anchor="ctr" anchorCtr="0" forceAA="0" compatLnSpc="1">
-                        <a:prstTxWarp prst="textNoShape">
-                          <a:avLst/>
-                        </a:prstTxWarp>
-                        <a:noAutofit/>
-                      </wps:bodyPr>
-                    </wps:wsp>
-                  </a:graphicData>
-                </a:graphic>
-                <wp14:sizeRelH relativeFrom="margin">
-                  <wp14:pctWidth>0</wp14:pctWidth>
-                </wp14:sizeRelH>
-                <wp14:sizeRelV relativeFrom="margin">
-                  <wp14:pctHeight>0</wp14:pctHeight>
-                </wp14:sizeRelV>
-              </wp:anchor>
-            </w:drawing>
-          </mc:Choice>
-          <mc:Fallback>
-            <w:pict>
-              <v:rect w14:anchorId="1C7AD003" id="矩形 25" o:spid="_x0000_s1026" style="position:absolute;margin-left:75.6pt;margin-top:88.95pt;width:303.05pt;height:272.95pt;z-index:251708416;visibility:visible;mso-wrap-style:square;mso-width-percent:0;mso-height-percent:0;mso-wrap-distance-left:9pt;mso-wrap-distance-top:0;mso-wrap-distance-right:9pt;mso-wrap-distance-bottom:0;mso-position-horizontal:absolute;mso-position-horizontal-relative:text;mso-position-vertical:absolute;mso-position-vertical-relative:text;mso-width-percent:0;mso-height-percent:0;mso-width-relative:margin;mso-height-relative:margin;v-text-anchor:middle" o:gfxdata="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" filled="f" strokecolor="red" strokeweight="2.25pt"/>
-            </w:pict>
-          </mc:Fallback>
-        </mc:AlternateContent>
-      </w:r>
-      <w:r>
-        <w:rPr>
-          <w:noProof/>
-        </w:rPr>
-        <w:drawing>
-          <wp:anchor distT="0" distB="0" distL="114300" distR="114300" simplePos="0" relativeHeight="251706368" behindDoc="0" locked="0" layoutInCell="1" allowOverlap="1" wp14:anchorId="7096CE21" wp14:editId="0489EDF6">
-            <wp:simplePos x="0" y="0"/>
-            <wp:positionH relativeFrom="margin">
-              <wp:align>center</wp:align>
-            </wp:positionH>
-            <wp:positionV relativeFrom="page">
-              <wp:posOffset>860661</wp:posOffset>
-            </wp:positionV>
-            <wp:extent cx="4036060" cy="4576445"/>
-            <wp:effectExtent l="0" t="0" r="2540" b="0"/>
-            <wp:wrapTopAndBottom/>
-            <wp:docPr id="14" name="圖片 14"/>
             <wp:cNvGraphicFramePr>
               <a:graphicFrameLocks xmlns:a="http://schemas.openxmlformats.org/drawingml/2006/main" noChangeAspect="1"/>
             </wp:cNvGraphicFramePr>
@@ -2562,7 +1323,7 @@
                   <pic:spPr>
                     <a:xfrm>
                       <a:off x="0" y="0"/>
-                      <a:ext cx="4036060" cy="4576445"/>
+                      <a:ext cx="704850" cy="809625"/>
                     </a:xfrm>
                     <a:prstGeom prst="rect">
                       <a:avLst/>
@@ -2578,6 +1339,1325 @@
         <w:rPr>
           <w:rFonts w:ascii="Times New Roman" w:hAnsi="Times New Roman" w:cs="Times New Roman"/>
         </w:rPr>
+        <w:t>To use the AOI viewer, click the .bot file “</w:t>
+      </w:r>
+      <w:proofErr w:type="spellStart"/>
+      <w:r>
+        <w:rPr>
+          <w:rFonts w:ascii="Times New Roman" w:hAnsi="Times New Roman" w:cs="Times New Roman"/>
+        </w:rPr>
+        <w:t>aoi_viewer</w:t>
+      </w:r>
+      <w:proofErr w:type="spellEnd"/>
+      <w:r>
+        <w:rPr>
+          <w:rFonts w:ascii="Times New Roman" w:hAnsi="Times New Roman" w:cs="Times New Roman"/>
+        </w:rPr>
+        <w:t>” on the Desktop.</w:t>
+      </w:r>
+    </w:p>
+    <w:p>
+      <w:pPr>
+        <w:pStyle w:val="a3"/>
+        <w:ind w:leftChars="0" w:left="840"/>
+        <w:rPr>
+          <w:rFonts w:ascii="Times New Roman" w:hAnsi="Times New Roman" w:cs="Times New Roman"/>
+        </w:rPr>
+      </w:pPr>
+      <w:r>
+        <w:rPr>
+          <w:rFonts w:ascii="Times New Roman" w:hAnsi="Times New Roman" w:cs="Times New Roman"/>
+        </w:rPr>
+        <w:t xml:space="preserve">A webpage will show up and, if the disconnection message </w:t>
+      </w:r>
+      <w:r>
+        <w:rPr>
+          <w:rFonts w:ascii="Times New Roman" w:hAnsi="Times New Roman" w:cs="Times New Roman"/>
+        </w:rPr>
+        <w:t>shows</w:t>
+      </w:r>
+      <w:r>
+        <w:rPr>
+          <w:rFonts w:ascii="Times New Roman" w:hAnsi="Times New Roman" w:cs="Times New Roman"/>
+        </w:rPr>
+        <w:t>, press</w:t>
+      </w:r>
+    </w:p>
+    <w:p>
+      <w:pPr>
+        <w:pStyle w:val="a3"/>
+        <w:ind w:leftChars="0" w:left="840"/>
+        <w:rPr>
+          <w:noProof/>
+        </w:rPr>
+      </w:pPr>
+      <w:r>
+        <w:rPr>
+          <w:rFonts w:ascii="Times New Roman" w:hAnsi="Times New Roman" w:cs="Times New Roman"/>
+        </w:rPr>
+        <w:t>F5 to refresh the webpage.</w:t>
+      </w:r>
+      <w:r>
+        <w:rPr>
+          <w:rFonts w:ascii="Times New Roman" w:hAnsi="Times New Roman" w:cs="Times New Roman"/>
+        </w:rPr>
+        <w:tab/>
+      </w:r>
+    </w:p>
+    <w:p>
+      <w:pPr>
+        <w:pStyle w:val="a3"/>
+        <w:numPr>
+          <w:ilvl w:val="0"/>
+          <w:numId w:val="3"/>
+        </w:numPr>
+        <w:ind w:leftChars="0"/>
+        <w:rPr>
+          <w:rFonts w:ascii="Times New Roman" w:hAnsi="Times New Roman" w:cs="Times New Roman"/>
+        </w:rPr>
+      </w:pPr>
+      <w:r>
+        <w:rPr>
+          <w:rFonts w:ascii="Times New Roman" w:hAnsi="Times New Roman" w:cs="Times New Roman"/>
+        </w:rPr>
+        <w:t>The first step is to open your snapshot file by</w:t>
+      </w:r>
+      <w:r>
+        <w:rPr>
+          <w:rFonts w:ascii="Times New Roman" w:hAnsi="Times New Roman" w:cs="Times New Roman"/>
+        </w:rPr>
+        <w:t xml:space="preserve"> copying the path of the folder into “Path” in D. </w:t>
+      </w:r>
+      <w:r>
+        <w:rPr>
+          <w:rFonts w:ascii="Times New Roman" w:hAnsi="Times New Roman" w:cs="Times New Roman"/>
+          <w:b/>
+        </w:rPr>
+        <w:t>You should choose a folder containing sub-folder(s)</w:t>
+      </w:r>
+      <w:r>
+        <w:rPr>
+          <w:rFonts w:ascii="Times New Roman" w:hAnsi="Times New Roman" w:cs="Times New Roman" w:hint="eastAsia"/>
+          <w:b/>
+        </w:rPr>
+        <w:t xml:space="preserve">: </w:t>
+      </w:r>
+      <w:r>
+        <w:rPr>
+          <w:rFonts w:ascii="Times New Roman" w:hAnsi="Times New Roman" w:cs="Times New Roman"/>
+          <w:b/>
+        </w:rPr>
+        <w:t xml:space="preserve">“r”, “g” or “b” which </w:t>
+      </w:r>
+      <w:proofErr w:type="gramStart"/>
+      <w:r>
+        <w:rPr>
+          <w:rFonts w:ascii="Times New Roman" w:hAnsi="Times New Roman" w:cs="Times New Roman"/>
+          <w:b/>
+        </w:rPr>
+        <w:t>have .glimpse</w:t>
+      </w:r>
+      <w:proofErr w:type="gramEnd"/>
+      <w:r>
+        <w:rPr>
+          <w:rFonts w:ascii="Times New Roman" w:hAnsi="Times New Roman" w:cs="Times New Roman"/>
+          <w:b/>
+        </w:rPr>
+        <w:t xml:space="preserve"> file in them. </w:t>
+      </w:r>
+      <w:r>
+        <w:rPr>
+          <w:rFonts w:ascii="Times New Roman" w:hAnsi="Times New Roman" w:cs="Times New Roman"/>
+        </w:rPr>
+        <w:t>After selecting, press “load”</w:t>
+      </w:r>
+      <w:r>
+        <w:rPr>
+          <w:rFonts w:ascii="Times New Roman" w:hAnsi="Times New Roman" w:cs="Times New Roman"/>
+        </w:rPr>
+        <w:t xml:space="preserve"> and wait for the “Load progress” in G done.</w:t>
+      </w:r>
+    </w:p>
+    <w:p>
+      <w:pPr>
+        <w:pStyle w:val="a3"/>
+        <w:ind w:leftChars="0" w:left="840"/>
+        <w:jc w:val="center"/>
+        <w:rPr>
+          <w:rFonts w:ascii="Times New Roman" w:hAnsi="Times New Roman" w:cs="Times New Roman"/>
+        </w:rPr>
+      </w:pPr>
+      <w:r>
+        <w:rPr>
+          <w:noProof/>
+        </w:rPr>
+        <w:drawing>
+          <wp:inline distT="0" distB="0" distL="0" distR="0" wp14:anchorId="4B587614" wp14:editId="2137D6C7">
+            <wp:extent cx="1771650" cy="561975"/>
+            <wp:effectExtent l="0" t="0" r="0" b="9525"/>
+            <wp:docPr id="30" name="圖片 30"/>
+            <wp:cNvGraphicFramePr>
+              <a:graphicFrameLocks xmlns:a="http://schemas.openxmlformats.org/drawingml/2006/main" noChangeAspect="1"/>
+            </wp:cNvGraphicFramePr>
+            <a:graphic xmlns:a="http://schemas.openxmlformats.org/drawingml/2006/main">
+              <a:graphicData uri="http://schemas.openxmlformats.org/drawingml/2006/picture">
+                <pic:pic xmlns:pic="http://schemas.openxmlformats.org/drawingml/2006/picture">
+                  <pic:nvPicPr>
+                    <pic:cNvPr id="1" name=""/>
+                    <pic:cNvPicPr/>
+                  </pic:nvPicPr>
+                  <pic:blipFill>
+                    <a:blip r:embed="rId12"/>
+                    <a:stretch>
+                      <a:fillRect/>
+                    </a:stretch>
+                  </pic:blipFill>
+                  <pic:spPr>
+                    <a:xfrm>
+                      <a:off x="0" y="0"/>
+                      <a:ext cx="1771650" cy="561975"/>
+                    </a:xfrm>
+                    <a:prstGeom prst="rect">
+                      <a:avLst/>
+                    </a:prstGeom>
+                  </pic:spPr>
+                </pic:pic>
+              </a:graphicData>
+            </a:graphic>
+          </wp:inline>
+        </w:drawing>
+      </w:r>
+    </w:p>
+    <w:p>
+      <w:pPr>
+        <w:pStyle w:val="a3"/>
+        <w:numPr>
+          <w:ilvl w:val="0"/>
+          <w:numId w:val="3"/>
+        </w:numPr>
+        <w:ind w:leftChars="0"/>
+        <w:rPr>
+          <w:rFonts w:ascii="Times New Roman" w:hAnsi="Times New Roman" w:cs="Times New Roman"/>
+        </w:rPr>
+      </w:pPr>
+      <w:r>
+        <w:rPr>
+          <w:rFonts w:ascii="Times New Roman" w:hAnsi="Times New Roman" w:cs="Times New Roman"/>
+        </w:rPr>
+        <w:t xml:space="preserve">Your snapshot will be shown in A (without AOI at this time). From left to right are red, green and blue receiving </w:t>
+      </w:r>
+      <w:r>
+        <w:rPr>
+          <w:rFonts w:ascii="Times New Roman" w:hAnsi="Times New Roman" w:cs="Times New Roman"/>
+        </w:rPr>
+        <w:t>regions</w:t>
+      </w:r>
+      <w:r>
+        <w:rPr>
+          <w:rFonts w:ascii="Times New Roman" w:hAnsi="Times New Roman" w:cs="Times New Roman"/>
+        </w:rPr>
+        <w:t>. In B, the desired frame can be adjusted here.</w:t>
+      </w:r>
+    </w:p>
+    <w:p>
+      <w:pPr>
+        <w:pStyle w:val="a3"/>
+        <w:ind w:leftChars="0" w:left="840"/>
+        <w:rPr>
+          <w:rFonts w:ascii="Times New Roman" w:hAnsi="Times New Roman" w:cs="Times New Roman"/>
+        </w:rPr>
+      </w:pPr>
+      <w:r>
+        <w:rPr>
+          <w:rFonts w:ascii="Times New Roman" w:hAnsi="Times New Roman" w:cs="Times New Roman"/>
+        </w:rPr>
+        <w:t xml:space="preserve">If </w:t>
+      </w:r>
+      <w:r>
+        <w:rPr>
+          <w:rFonts w:ascii="Times New Roman" w:hAnsi="Times New Roman" w:cs="Times New Roman"/>
+        </w:rPr>
+        <w:t>you want to turn the background to white (and the points become black), turn on the “Reverse” in D.</w:t>
+      </w:r>
+    </w:p>
+    <w:p>
+      <w:pPr>
+        <w:pStyle w:val="a3"/>
+        <w:numPr>
+          <w:ilvl w:val="0"/>
+          <w:numId w:val="3"/>
+        </w:numPr>
+        <w:ind w:leftChars="0"/>
+        <w:rPr>
+          <w:rFonts w:ascii="Times New Roman" w:hAnsi="Times New Roman" w:cs="Times New Roman"/>
+        </w:rPr>
+      </w:pPr>
+      <w:r>
+        <w:rPr>
+          <w:rFonts w:ascii="Times New Roman" w:hAnsi="Times New Roman" w:cs="Times New Roman"/>
+        </w:rPr>
+        <w:t xml:space="preserve">The next step is auto-picking AOIs. In E, </w:t>
+      </w:r>
+      <w:r>
+        <w:rPr>
+          <w:rFonts w:ascii="Times New Roman" w:hAnsi="Times New Roman" w:cs="Times New Roman"/>
+        </w:rPr>
+        <w:t xml:space="preserve">there are multiple parameters to set before blob and fit. </w:t>
+      </w:r>
+    </w:p>
+    <w:p>
+      <w:pPr>
+        <w:pStyle w:val="a3"/>
+        <w:numPr>
+          <w:ilvl w:val="0"/>
+          <w:numId w:val="4"/>
+        </w:numPr>
+        <w:ind w:leftChars="0"/>
+        <w:rPr>
+          <w:rFonts w:ascii="Times New Roman" w:hAnsi="Times New Roman" w:cs="Times New Roman"/>
+        </w:rPr>
+      </w:pPr>
+      <w:proofErr w:type="spellStart"/>
+      <w:proofErr w:type="gramStart"/>
+      <w:r>
+        <w:rPr>
+          <w:rFonts w:ascii="Times New Roman" w:hAnsi="Times New Roman" w:cs="Times New Roman"/>
+        </w:rPr>
+        <w:t>Thres</w:t>
+      </w:r>
+      <w:proofErr w:type="spellEnd"/>
+      <w:r>
+        <w:rPr>
+          <w:rFonts w:ascii="Times New Roman" w:hAnsi="Times New Roman" w:cs="Times New Roman"/>
+        </w:rPr>
+        <w:t>(</w:t>
+      </w:r>
+      <w:proofErr w:type="gramEnd"/>
+      <w:r>
+        <w:rPr>
+          <w:rFonts w:ascii="Times New Roman" w:hAnsi="Times New Roman" w:cs="Times New Roman"/>
+        </w:rPr>
+        <w:t xml:space="preserve">Threshold): Set the spot-selecting criteria. AOIs </w:t>
+      </w:r>
+      <w:r>
+        <w:rPr>
+          <w:rFonts w:ascii="Times New Roman" w:hAnsi="Times New Roman" w:cs="Times New Roman" w:hint="eastAsia"/>
+        </w:rPr>
+        <w:t>greater than this threshold</w:t>
+      </w:r>
+      <w:r>
+        <w:rPr>
+          <w:rFonts w:ascii="Times New Roman" w:hAnsi="Times New Roman" w:cs="Times New Roman"/>
+        </w:rPr>
+        <w:t xml:space="preserve"> will be excluded.</w:t>
+      </w:r>
+      <w:r>
+        <w:rPr>
+          <w:rFonts w:ascii="Times New Roman" w:hAnsi="Times New Roman" w:cs="Times New Roman" w:hint="eastAsia"/>
+        </w:rPr>
+        <w:t xml:space="preserve"> (usually we </w:t>
+      </w:r>
+      <w:r>
+        <w:rPr>
+          <w:rFonts w:ascii="Times New Roman" w:hAnsi="Times New Roman" w:cs="Times New Roman"/>
+        </w:rPr>
+        <w:t>don’t</w:t>
+      </w:r>
+      <w:r>
+        <w:rPr>
+          <w:rFonts w:ascii="Times New Roman" w:hAnsi="Times New Roman" w:cs="Times New Roman" w:hint="eastAsia"/>
+        </w:rPr>
+        <w:t xml:space="preserve"> change this)</w:t>
+      </w:r>
+    </w:p>
+    <w:p>
+      <w:pPr>
+        <w:pStyle w:val="a3"/>
+        <w:numPr>
+          <w:ilvl w:val="0"/>
+          <w:numId w:val="4"/>
+        </w:numPr>
+        <w:ind w:leftChars="0"/>
+        <w:rPr>
+          <w:rFonts w:ascii="Times New Roman" w:hAnsi="Times New Roman" w:cs="Times New Roman"/>
+        </w:rPr>
+      </w:pPr>
+      <w:r>
+        <w:rPr>
+          <w:rFonts w:ascii="Times New Roman" w:hAnsi="Times New Roman" w:cs="Times New Roman" w:hint="eastAsia"/>
+        </w:rPr>
+        <w:t>A</w:t>
+      </w:r>
+      <w:r>
+        <w:rPr>
+          <w:rFonts w:ascii="Times New Roman" w:hAnsi="Times New Roman" w:cs="Times New Roman"/>
+        </w:rPr>
+        <w:t>verage</w:t>
+      </w:r>
+      <w:r>
+        <w:rPr>
+          <w:rFonts w:ascii="Times New Roman" w:hAnsi="Times New Roman" w:cs="Times New Roman" w:hint="eastAsia"/>
+        </w:rPr>
+        <w:t xml:space="preserve">: </w:t>
+      </w:r>
+      <w:r>
+        <w:rPr>
+          <w:rFonts w:ascii="Times New Roman" w:hAnsi="Times New Roman" w:cs="Times New Roman"/>
+        </w:rPr>
+        <w:t>T</w:t>
+      </w:r>
+      <w:r>
+        <w:rPr>
+          <w:rFonts w:ascii="Times New Roman" w:hAnsi="Times New Roman" w:cs="Times New Roman"/>
+        </w:rPr>
+        <w:t>he</w:t>
+      </w:r>
+      <w:r>
+        <w:rPr>
+          <w:rFonts w:ascii="Times New Roman" w:hAnsi="Times New Roman" w:cs="Times New Roman" w:hint="eastAsia"/>
+        </w:rPr>
+        <w:t xml:space="preserve"> </w:t>
+      </w:r>
+      <w:r>
+        <w:rPr>
+          <w:rFonts w:ascii="Times New Roman" w:hAnsi="Times New Roman" w:cs="Times New Roman"/>
+        </w:rPr>
+        <w:t>AOI position</w:t>
+      </w:r>
+      <w:r>
+        <w:rPr>
+          <w:rFonts w:ascii="Times New Roman" w:hAnsi="Times New Roman" w:cs="Times New Roman" w:hint="eastAsia"/>
+        </w:rPr>
+        <w:t>s</w:t>
+      </w:r>
+      <w:r>
+        <w:rPr>
+          <w:rFonts w:ascii="Times New Roman" w:hAnsi="Times New Roman" w:cs="Times New Roman"/>
+        </w:rPr>
+        <w:t xml:space="preserve"> </w:t>
+      </w:r>
+      <w:proofErr w:type="gramStart"/>
+      <w:r>
+        <w:rPr>
+          <w:rFonts w:ascii="Times New Roman" w:hAnsi="Times New Roman" w:cs="Times New Roman"/>
+        </w:rPr>
+        <w:t>is</w:t>
+      </w:r>
+      <w:proofErr w:type="gramEnd"/>
+      <w:r>
+        <w:rPr>
+          <w:rFonts w:ascii="Times New Roman" w:hAnsi="Times New Roman" w:cs="Times New Roman"/>
+        </w:rPr>
+        <w:t xml:space="preserve"> </w:t>
+      </w:r>
+      <w:r>
+        <w:rPr>
+          <w:rFonts w:ascii="Times New Roman" w:hAnsi="Times New Roman" w:cs="Times New Roman" w:hint="eastAsia"/>
+        </w:rPr>
+        <w:t xml:space="preserve">fitted </w:t>
+      </w:r>
+      <w:proofErr w:type="gramStart"/>
+      <w:r>
+        <w:rPr>
+          <w:rFonts w:ascii="Times New Roman" w:hAnsi="Times New Roman" w:cs="Times New Roman" w:hint="eastAsia"/>
+        </w:rPr>
+        <w:t>with n</w:t>
+      </w:r>
+      <w:proofErr w:type="gramEnd"/>
+      <w:r>
+        <w:rPr>
+          <w:rFonts w:ascii="Times New Roman" w:hAnsi="Times New Roman" w:cs="Times New Roman" w:hint="eastAsia"/>
+        </w:rPr>
+        <w:t xml:space="preserve"> </w:t>
+      </w:r>
+      <w:proofErr w:type="gramStart"/>
+      <w:r>
+        <w:rPr>
+          <w:rFonts w:ascii="Times New Roman" w:hAnsi="Times New Roman" w:cs="Times New Roman" w:hint="eastAsia"/>
+        </w:rPr>
+        <w:t>averaged</w:t>
+      </w:r>
+      <w:proofErr w:type="gramEnd"/>
+      <w:r>
+        <w:rPr>
+          <w:rFonts w:ascii="Times New Roman" w:hAnsi="Times New Roman" w:cs="Times New Roman" w:hint="eastAsia"/>
+        </w:rPr>
+        <w:t xml:space="preserve"> frames. 10 </w:t>
+      </w:r>
+      <w:proofErr w:type="gramStart"/>
+      <w:r>
+        <w:rPr>
+          <w:rFonts w:ascii="Times New Roman" w:hAnsi="Times New Roman" w:cs="Times New Roman" w:hint="eastAsia"/>
+        </w:rPr>
+        <w:t>frames recommended</w:t>
+      </w:r>
+      <w:proofErr w:type="gramEnd"/>
+      <w:r>
+        <w:rPr>
+          <w:rFonts w:ascii="Times New Roman" w:hAnsi="Times New Roman" w:cs="Times New Roman" w:hint="eastAsia"/>
+        </w:rPr>
+        <w:t>.</w:t>
+      </w:r>
+    </w:p>
+    <w:p>
+      <w:pPr>
+        <w:pStyle w:val="a3"/>
+        <w:numPr>
+          <w:ilvl w:val="0"/>
+          <w:numId w:val="4"/>
+        </w:numPr>
+        <w:ind w:leftChars="0"/>
+        <w:rPr>
+          <w:rFonts w:ascii="Times New Roman" w:hAnsi="Times New Roman" w:cs="Times New Roman"/>
+        </w:rPr>
+      </w:pPr>
+      <w:r>
+        <w:rPr>
+          <w:rFonts w:ascii="Times New Roman" w:hAnsi="Times New Roman" w:cs="Times New Roman" w:hint="eastAsia"/>
+        </w:rPr>
+        <w:t>R</w:t>
+      </w:r>
+      <w:r>
+        <w:rPr>
+          <w:rFonts w:ascii="Times New Roman" w:hAnsi="Times New Roman" w:cs="Times New Roman"/>
+        </w:rPr>
+        <w:t>atio: Set the criterion for spot shape.</w:t>
+      </w:r>
+      <w:r>
+        <w:rPr>
+          <w:rFonts w:ascii="Times New Roman" w:hAnsi="Times New Roman" w:cs="Times New Roman" w:hint="eastAsia"/>
+        </w:rPr>
+        <w:t xml:space="preserve"> Use Otsu and </w:t>
+      </w:r>
+      <w:proofErr w:type="spellStart"/>
+      <w:proofErr w:type="gramStart"/>
+      <w:r>
+        <w:rPr>
+          <w:rFonts w:ascii="Times New Roman" w:hAnsi="Times New Roman" w:cs="Times New Roman" w:hint="eastAsia"/>
+        </w:rPr>
+        <w:t>skimage.measure</w:t>
+      </w:r>
+      <w:proofErr w:type="spellEnd"/>
+      <w:proofErr w:type="gramEnd"/>
+      <w:r>
+        <w:rPr>
+          <w:rFonts w:ascii="Times New Roman" w:hAnsi="Times New Roman" w:cs="Times New Roman" w:hint="eastAsia"/>
+        </w:rPr>
+        <w:t xml:space="preserve"> algorithms to determine the major and minor axis length of the blob. </w:t>
+      </w:r>
+      <w:r>
+        <w:rPr>
+          <w:rFonts w:ascii="Times New Roman" w:hAnsi="Times New Roman" w:cs="Times New Roman"/>
+        </w:rPr>
+        <w:t xml:space="preserve">If the </w:t>
+      </w:r>
+      <w:r>
+        <w:rPr>
+          <w:rFonts w:ascii="Times New Roman" w:hAnsi="Times New Roman" w:cs="Times New Roman" w:hint="eastAsia"/>
+        </w:rPr>
+        <w:t>major</w:t>
+      </w:r>
+      <w:r>
+        <w:rPr>
+          <w:rFonts w:ascii="Times New Roman" w:hAnsi="Times New Roman" w:cs="Times New Roman"/>
+        </w:rPr>
+        <w:t xml:space="preserve"> </w:t>
+      </w:r>
+      <w:r>
+        <w:rPr>
+          <w:rFonts w:ascii="Times New Roman" w:hAnsi="Times New Roman" w:cs="Times New Roman"/>
+        </w:rPr>
+        <w:t>axis</w:t>
+      </w:r>
+      <w:r>
+        <w:rPr>
+          <w:rFonts w:ascii="Times New Roman" w:hAnsi="Times New Roman" w:cs="Times New Roman" w:hint="eastAsia"/>
+        </w:rPr>
+        <w:t xml:space="preserve"> length</w:t>
+      </w:r>
+      <w:r>
+        <w:rPr>
+          <w:rFonts w:ascii="Times New Roman" w:hAnsi="Times New Roman" w:cs="Times New Roman"/>
+        </w:rPr>
+        <w:t xml:space="preserve"> divided by </w:t>
+      </w:r>
+      <w:r>
+        <w:rPr>
+          <w:rFonts w:ascii="Times New Roman" w:hAnsi="Times New Roman" w:cs="Times New Roman" w:hint="eastAsia"/>
+        </w:rPr>
+        <w:t>the minor axis length</w:t>
+      </w:r>
+      <w:r>
+        <w:rPr>
+          <w:rFonts w:ascii="Times New Roman" w:hAnsi="Times New Roman" w:cs="Times New Roman"/>
+        </w:rPr>
+        <w:t xml:space="preserve"> is greater than “Ratio” for a spot, it is excluded.</w:t>
+      </w:r>
+    </w:p>
+    <w:p>
+      <w:pPr>
+        <w:pStyle w:val="a3"/>
+        <w:numPr>
+          <w:ilvl w:val="0"/>
+          <w:numId w:val="4"/>
+        </w:numPr>
+        <w:ind w:leftChars="0"/>
+        <w:rPr>
+          <w:rFonts w:ascii="Times New Roman" w:hAnsi="Times New Roman" w:cs="Times New Roman"/>
+        </w:rPr>
+      </w:pPr>
+      <w:r>
+        <w:rPr>
+          <w:rFonts w:ascii="Times New Roman" w:hAnsi="Times New Roman" w:cs="Times New Roman" w:hint="eastAsia"/>
+        </w:rPr>
+        <w:t>R</w:t>
+      </w:r>
+      <w:r>
+        <w:rPr>
+          <w:rFonts w:ascii="Times New Roman" w:hAnsi="Times New Roman" w:cs="Times New Roman"/>
+        </w:rPr>
+        <w:t>adius: The size of AOIs.</w:t>
+      </w:r>
+      <w:r>
+        <w:rPr>
+          <w:rFonts w:ascii="Times New Roman" w:hAnsi="Times New Roman" w:cs="Times New Roman" w:hint="eastAsia"/>
+        </w:rPr>
+        <w:t xml:space="preserve"> 3 or 4 recommended.</w:t>
+      </w:r>
+    </w:p>
+    <w:p>
+      <w:pPr>
+        <w:pStyle w:val="a3"/>
+        <w:numPr>
+          <w:ilvl w:val="0"/>
+          <w:numId w:val="4"/>
+        </w:numPr>
+        <w:ind w:leftChars="0"/>
+        <w:rPr>
+          <w:rFonts w:ascii="Times New Roman" w:hAnsi="Times New Roman" w:cs="Times New Roman"/>
+        </w:rPr>
+      </w:pPr>
+      <w:r>
+        <w:rPr>
+          <w:rFonts w:ascii="Times New Roman" w:hAnsi="Times New Roman" w:cs="Times New Roman"/>
+        </w:rPr>
+        <w:t>Range</w:t>
+      </w:r>
+      <w:r>
+        <w:rPr>
+          <w:rFonts w:ascii="Times New Roman" w:hAnsi="Times New Roman" w:cs="Times New Roman" w:hint="eastAsia"/>
+        </w:rPr>
+        <w:t xml:space="preserve">: </w:t>
+      </w:r>
+      <w:r>
+        <w:rPr>
+          <w:rFonts w:ascii="Times New Roman" w:hAnsi="Times New Roman" w:cs="Times New Roman" w:hint="eastAsia"/>
+        </w:rPr>
+        <w:t>Set the contrast of the Image. Typically</w:t>
+      </w:r>
+      <w:r>
+        <w:rPr>
+          <w:rFonts w:ascii="Times New Roman" w:hAnsi="Times New Roman" w:cs="Times New Roman"/>
+        </w:rPr>
+        <w:t>, we use the ‘</w:t>
+      </w:r>
+      <w:proofErr w:type="spellStart"/>
+      <w:r>
+        <w:rPr>
+          <w:rFonts w:ascii="Times New Roman" w:hAnsi="Times New Roman" w:cs="Times New Roman"/>
+        </w:rPr>
+        <w:t>autoscale</w:t>
+      </w:r>
+      <w:proofErr w:type="spellEnd"/>
+      <w:r>
+        <w:rPr>
+          <w:rFonts w:ascii="Times New Roman" w:hAnsi="Times New Roman" w:cs="Times New Roman"/>
+        </w:rPr>
+        <w:t xml:space="preserve">’ button to set both the minimum and </w:t>
+      </w:r>
+      <w:proofErr w:type="gramStart"/>
+      <w:r>
+        <w:rPr>
+          <w:rFonts w:ascii="Times New Roman" w:hAnsi="Times New Roman" w:cs="Times New Roman"/>
+        </w:rPr>
+        <w:t>maximum, and</w:t>
+      </w:r>
+      <w:proofErr w:type="gramEnd"/>
+      <w:r>
+        <w:rPr>
+          <w:rFonts w:ascii="Times New Roman" w:hAnsi="Times New Roman" w:cs="Times New Roman"/>
+        </w:rPr>
+        <w:t xml:space="preserve"> manually adjust the maximum value so the blobs can be clearly seen in the image,</w:t>
+      </w:r>
+      <w:r>
+        <w:rPr>
+          <w:rFonts w:ascii="Times New Roman" w:hAnsi="Times New Roman" w:cs="Times New Roman" w:hint="eastAsia"/>
+        </w:rPr>
+        <w:t xml:space="preserve"> but </w:t>
+      </w:r>
+      <w:r>
+        <w:rPr>
+          <w:rFonts w:ascii="Times New Roman" w:hAnsi="Times New Roman" w:cs="Times New Roman"/>
+        </w:rPr>
+        <w:t>without</w:t>
+      </w:r>
+      <w:r>
+        <w:rPr>
+          <w:rFonts w:ascii="Times New Roman" w:hAnsi="Times New Roman" w:cs="Times New Roman" w:hint="eastAsia"/>
+        </w:rPr>
+        <w:t xml:space="preserve"> significant overflow.</w:t>
+      </w:r>
+    </w:p>
+    <w:p>
+      <w:pPr>
+        <w:ind w:left="840"/>
+        <w:rPr>
+          <w:rFonts w:ascii="Times New Roman" w:hAnsi="Times New Roman" w:cs="Times New Roman"/>
+        </w:rPr>
+      </w:pPr>
+      <w:r>
+        <w:rPr>
+          <w:rFonts w:ascii="Times New Roman" w:hAnsi="Times New Roman" w:cs="Times New Roman" w:hint="eastAsia"/>
+        </w:rPr>
+        <w:t>T</w:t>
+      </w:r>
+      <w:r>
+        <w:rPr>
+          <w:rFonts w:ascii="Times New Roman" w:hAnsi="Times New Roman" w:cs="Times New Roman"/>
+        </w:rPr>
+        <w:t>he setting depend</w:t>
+      </w:r>
+      <w:r>
+        <w:rPr>
+          <w:rFonts w:ascii="Times New Roman" w:hAnsi="Times New Roman" w:cs="Times New Roman"/>
+        </w:rPr>
+        <w:t>s</w:t>
+      </w:r>
+      <w:r>
+        <w:rPr>
+          <w:rFonts w:ascii="Times New Roman" w:hAnsi="Times New Roman" w:cs="Times New Roman"/>
+        </w:rPr>
+        <w:t xml:space="preserve"> on the quality of your snapshot. Click “Blob and Fit”</w:t>
+      </w:r>
+      <w:r>
+        <w:rPr>
+          <w:rFonts w:ascii="Times New Roman" w:hAnsi="Times New Roman" w:cs="Times New Roman"/>
+        </w:rPr>
+        <w:t xml:space="preserve"> and wait for the “Blob progress” in G done.</w:t>
+      </w:r>
+    </w:p>
+    <w:p>
+      <w:pPr>
+        <w:pStyle w:val="a3"/>
+        <w:numPr>
+          <w:ilvl w:val="0"/>
+          <w:numId w:val="3"/>
+        </w:numPr>
+        <w:ind w:leftChars="0"/>
+        <w:rPr>
+          <w:rFonts w:ascii="Times New Roman" w:hAnsi="Times New Roman" w:cs="Times New Roman"/>
+        </w:rPr>
+      </w:pPr>
+      <w:r>
+        <w:rPr>
+          <w:rFonts w:ascii="Times New Roman" w:hAnsi="Times New Roman" w:cs="Times New Roman"/>
+        </w:rPr>
+        <w:t>After auto-picking, use the AOI tools in F to remove bad AOIs (selecting the eraser).</w:t>
+      </w:r>
+    </w:p>
+    <w:p>
+      <w:pPr>
+        <w:pStyle w:val="a3"/>
+        <w:ind w:leftChars="0" w:left="840"/>
+        <w:rPr>
+          <w:rFonts w:ascii="Times New Roman" w:hAnsi="Times New Roman" w:cs="Times New Roman"/>
+        </w:rPr>
+      </w:pPr>
+      <w:r>
+        <w:rPr>
+          <w:rFonts w:ascii="Times New Roman" w:hAnsi="Times New Roman" w:cs="Times New Roman"/>
+        </w:rPr>
+        <w:t xml:space="preserve">From left to right, there are functions about removing AOI, adding new AOIs, undo previous action, save AOIs data, load AOIs data, and remove </w:t>
+      </w:r>
+      <w:r>
+        <w:rPr>
+          <w:rFonts w:ascii="Times New Roman" w:hAnsi="Times New Roman" w:cs="Times New Roman"/>
+        </w:rPr>
+        <w:t>all AOIs.</w:t>
+      </w:r>
+      <w:r>
+        <w:rPr>
+          <w:rFonts w:ascii="Times New Roman" w:hAnsi="Times New Roman" w:cs="Times New Roman" w:hint="eastAsia"/>
+        </w:rPr>
+        <w:t xml:space="preserve"> </w:t>
+      </w:r>
+      <w:r>
+        <w:rPr>
+          <w:rFonts w:ascii="Times New Roman" w:hAnsi="Times New Roman" w:cs="Times New Roman"/>
+        </w:rPr>
+        <w:t>Clicking “label_</w:t>
+      </w:r>
+      <w:r>
+        <w:t xml:space="preserve"> </w:t>
+      </w:r>
+      <w:r>
+        <w:rPr>
+          <w:rFonts w:ascii="Times New Roman" w:hAnsi="Times New Roman" w:cs="Times New Roman"/>
+        </w:rPr>
+        <w:t>{channel}</w:t>
+      </w:r>
+      <w:r>
+        <w:rPr>
+          <w:rFonts w:ascii="Times New Roman" w:hAnsi="Times New Roman" w:cs="Times New Roman"/>
+        </w:rPr>
+        <w:t>” in C can hide or show the AOIs in certain regions</w:t>
+      </w:r>
+    </w:p>
+    <w:p>
+      <w:pPr>
+        <w:pStyle w:val="a3"/>
+        <w:numPr>
+          <w:ilvl w:val="0"/>
+          <w:numId w:val="3"/>
+        </w:numPr>
+        <w:ind w:leftChars="0"/>
+        <w:rPr>
+          <w:rFonts w:ascii="Times New Roman" w:hAnsi="Times New Roman" w:cs="Times New Roman"/>
+        </w:rPr>
+      </w:pPr>
+      <w:r>
+        <w:rPr>
+          <w:rFonts w:ascii="Times New Roman" w:hAnsi="Times New Roman" w:cs="Times New Roman"/>
+        </w:rPr>
+        <w:t xml:space="preserve">Next, click “Cal intensity” to calculate the intensity of AOIs. Wait for the “Intensity progress” in G done. </w:t>
+      </w:r>
+      <w:r>
+        <w:rPr>
+          <w:rFonts w:ascii="Times New Roman" w:hAnsi="Times New Roman" w:cs="Times New Roman"/>
+        </w:rPr>
+        <w:t>Check the selected folder by clicking “Open” in D</w:t>
+      </w:r>
+      <w:r>
+        <w:rPr>
+          <w:rFonts w:ascii="Times New Roman" w:hAnsi="Times New Roman" w:cs="Times New Roman"/>
+        </w:rPr>
+        <w:t>, there are 2 new folder</w:t>
+      </w:r>
+      <w:r>
+        <w:rPr>
+          <w:rFonts w:ascii="Times New Roman" w:hAnsi="Times New Roman" w:cs="Times New Roman" w:hint="eastAsia"/>
+        </w:rPr>
+        <w:t>s</w:t>
+      </w:r>
+      <w:r>
+        <w:rPr>
+          <w:rFonts w:ascii="Times New Roman" w:hAnsi="Times New Roman" w:cs="Times New Roman" w:hint="eastAsia"/>
+        </w:rPr>
+        <w:t xml:space="preserve"> </w:t>
+      </w:r>
+      <w:r>
+        <w:rPr>
+          <w:rFonts w:ascii="Times New Roman" w:hAnsi="Times New Roman" w:cs="Times New Roman" w:hint="eastAsia"/>
+        </w:rPr>
+        <w:t>(</w:t>
+      </w:r>
+      <w:r>
+        <w:rPr>
+          <w:rFonts w:ascii="Times New Roman" w:hAnsi="Times New Roman" w:cs="Times New Roman"/>
+        </w:rPr>
+        <w:t>“</w:t>
+      </w:r>
+      <w:r>
+        <w:rPr>
+          <w:rFonts w:ascii="Times New Roman" w:hAnsi="Times New Roman" w:cs="Times New Roman" w:hint="eastAsia"/>
+        </w:rPr>
+        <w:t>circled</w:t>
+      </w:r>
+      <w:r>
+        <w:rPr>
+          <w:rFonts w:ascii="Times New Roman" w:hAnsi="Times New Roman" w:cs="Times New Roman"/>
+        </w:rPr>
+        <w:t>”</w:t>
+      </w:r>
+      <w:r>
+        <w:rPr>
+          <w:rFonts w:ascii="Times New Roman" w:hAnsi="Times New Roman" w:cs="Times New Roman" w:hint="eastAsia"/>
+        </w:rPr>
+        <w:t xml:space="preserve"> and </w:t>
+      </w:r>
+      <w:r>
+        <w:rPr>
+          <w:rFonts w:ascii="Times New Roman" w:hAnsi="Times New Roman" w:cs="Times New Roman"/>
+        </w:rPr>
+        <w:t>“</w:t>
+      </w:r>
+      <w:r>
+        <w:rPr>
+          <w:rFonts w:ascii="Times New Roman" w:hAnsi="Times New Roman" w:cs="Times New Roman" w:hint="eastAsia"/>
+        </w:rPr>
+        <w:t>raw</w:t>
+      </w:r>
+      <w:r>
+        <w:rPr>
+          <w:rFonts w:ascii="Times New Roman" w:hAnsi="Times New Roman" w:cs="Times New Roman"/>
+        </w:rPr>
+        <w:t>”</w:t>
+      </w:r>
+      <w:r>
+        <w:rPr>
+          <w:rFonts w:ascii="Times New Roman" w:hAnsi="Times New Roman" w:cs="Times New Roman" w:hint="eastAsia"/>
+        </w:rPr>
+        <w:t>),</w:t>
+      </w:r>
+      <w:r>
+        <w:rPr>
+          <w:rFonts w:ascii="Times New Roman" w:hAnsi="Times New Roman" w:cs="Times New Roman"/>
+        </w:rPr>
+        <w:t xml:space="preserve"> 1 .</w:t>
+      </w:r>
+      <w:proofErr w:type="spellStart"/>
+      <w:r>
+        <w:rPr>
+          <w:rFonts w:ascii="Times New Roman" w:hAnsi="Times New Roman" w:cs="Times New Roman"/>
+        </w:rPr>
+        <w:t>npz</w:t>
+      </w:r>
+      <w:proofErr w:type="spellEnd"/>
+      <w:r>
+        <w:rPr>
+          <w:rFonts w:ascii="Times New Roman" w:hAnsi="Times New Roman" w:cs="Times New Roman"/>
+        </w:rPr>
+        <w:t xml:space="preserve"> file</w:t>
+      </w:r>
+      <w:r>
+        <w:rPr>
+          <w:rFonts w:ascii="Times New Roman" w:hAnsi="Times New Roman" w:cs="Times New Roman" w:hint="eastAsia"/>
+        </w:rPr>
+        <w:t>(</w:t>
+      </w:r>
+      <w:r>
+        <w:rPr>
+          <w:rFonts w:ascii="Times New Roman" w:hAnsi="Times New Roman" w:cs="Times New Roman"/>
+        </w:rPr>
+        <w:t>“</w:t>
+      </w:r>
+      <w:proofErr w:type="spellStart"/>
+      <w:r>
+        <w:rPr>
+          <w:rFonts w:ascii="Times New Roman" w:hAnsi="Times New Roman" w:cs="Times New Roman" w:hint="eastAsia"/>
+        </w:rPr>
+        <w:t>blobs.npz</w:t>
+      </w:r>
+      <w:proofErr w:type="spellEnd"/>
+      <w:r>
+        <w:rPr>
+          <w:rFonts w:ascii="Times New Roman" w:hAnsi="Times New Roman" w:cs="Times New Roman"/>
+        </w:rPr>
+        <w:t>”</w:t>
+      </w:r>
+      <w:r>
+        <w:rPr>
+          <w:rFonts w:ascii="Times New Roman" w:hAnsi="Times New Roman" w:cs="Times New Roman" w:hint="eastAsia"/>
+        </w:rPr>
+        <w:t>) and 1 .</w:t>
+      </w:r>
+      <w:proofErr w:type="spellStart"/>
+      <w:r>
+        <w:rPr>
+          <w:rFonts w:ascii="Times New Roman" w:hAnsi="Times New Roman" w:cs="Times New Roman" w:hint="eastAsia"/>
+        </w:rPr>
+        <w:t>npy</w:t>
+      </w:r>
+      <w:proofErr w:type="spellEnd"/>
+      <w:r>
+        <w:rPr>
+          <w:rFonts w:ascii="Times New Roman" w:hAnsi="Times New Roman" w:cs="Times New Roman" w:hint="eastAsia"/>
+        </w:rPr>
+        <w:t xml:space="preserve"> file</w:t>
+      </w:r>
+      <w:r>
+        <w:rPr>
+          <w:rFonts w:ascii="Times New Roman" w:hAnsi="Times New Roman" w:cs="Times New Roman" w:hint="eastAsia"/>
+        </w:rPr>
+        <w:t xml:space="preserve"> </w:t>
+      </w:r>
+      <w:r>
+        <w:rPr>
+          <w:rFonts w:ascii="Times New Roman" w:hAnsi="Times New Roman" w:cs="Times New Roman" w:hint="eastAsia"/>
+        </w:rPr>
+        <w:t>(</w:t>
+      </w:r>
+      <w:proofErr w:type="spellStart"/>
+      <w:r>
+        <w:rPr>
+          <w:rFonts w:ascii="Times New Roman" w:hAnsi="Times New Roman" w:cs="Times New Roman"/>
+        </w:rPr>
+        <w:t>dcombined_image</w:t>
+      </w:r>
+      <w:r>
+        <w:rPr>
+          <w:rFonts w:ascii="Times New Roman" w:hAnsi="Times New Roman" w:cs="Times New Roman" w:hint="eastAsia"/>
+        </w:rPr>
+        <w:t>.npy</w:t>
+      </w:r>
+      <w:proofErr w:type="spellEnd"/>
+      <w:r>
+        <w:rPr>
+          <w:rFonts w:ascii="Times New Roman" w:hAnsi="Times New Roman" w:cs="Times New Roman" w:hint="eastAsia"/>
+        </w:rPr>
+        <w:t>)</w:t>
+      </w:r>
+      <w:r>
+        <w:rPr>
+          <w:rFonts w:ascii="Times New Roman" w:hAnsi="Times New Roman" w:cs="Times New Roman"/>
+        </w:rPr>
+        <w:t xml:space="preserve"> added.</w:t>
+      </w:r>
+    </w:p>
+    <w:p>
+      <w:pPr>
+        <w:pStyle w:val="a3"/>
+        <w:numPr>
+          <w:ilvl w:val="0"/>
+          <w:numId w:val="3"/>
+        </w:numPr>
+        <w:ind w:leftChars="0"/>
+        <w:rPr>
+          <w:rFonts w:ascii="Times New Roman" w:hAnsi="Times New Roman" w:cs="Times New Roman"/>
+        </w:rPr>
+      </w:pPr>
+      <w:r>
+        <w:rPr>
+          <w:rFonts w:ascii="Times New Roman" w:hAnsi="Times New Roman" w:cs="Times New Roman" w:hint="eastAsia"/>
+        </w:rPr>
+        <w:t>G</w:t>
+      </w:r>
+      <w:r>
+        <w:rPr>
+          <w:rFonts w:ascii="Times New Roman" w:hAnsi="Times New Roman" w:cs="Times New Roman"/>
+        </w:rPr>
+        <w:t>o to FRET from the top of D.</w:t>
+      </w:r>
+    </w:p>
+    <w:p>
+      <w:pPr>
+        <w:ind w:left="480"/>
+        <w:jc w:val="center"/>
+        <w:rPr>
+          <w:rFonts w:ascii="Times New Roman" w:hAnsi="Times New Roman" w:cs="Times New Roman"/>
+        </w:rPr>
+      </w:pPr>
+      <w:r>
+        <w:rPr>
+          <w:noProof/>
+        </w:rPr>
+        <w:lastRenderedPageBreak/>
+        <mc:AlternateContent>
+          <mc:Choice Requires="wpg">
+            <w:drawing>
+              <wp:inline distT="0" distB="0" distL="0" distR="0" wp14:anchorId="7176351F" wp14:editId="7248F3DF">
+                <wp:extent cx="4340860" cy="4576445"/>
+                <wp:effectExtent l="0" t="0" r="2540" b="0"/>
+                <wp:docPr id="1736252246" name="群組 24"/>
+                <wp:cNvGraphicFramePr/>
+                <a:graphic xmlns:a="http://schemas.openxmlformats.org/drawingml/2006/main">
+                  <a:graphicData uri="http://schemas.microsoft.com/office/word/2010/wordprocessingGroup">
+                    <wpg:wgp>
+                      <wpg:cNvGrpSpPr/>
+                      <wpg:grpSpPr>
+                        <a:xfrm>
+                          <a:off x="0" y="0"/>
+                          <a:ext cx="4340860" cy="4576445"/>
+                          <a:chOff x="0" y="0"/>
+                          <a:chExt cx="4340860" cy="4576445"/>
+                        </a:xfrm>
+                      </wpg:grpSpPr>
+                      <pic:pic xmlns:pic="http://schemas.openxmlformats.org/drawingml/2006/picture">
+                        <pic:nvPicPr>
+                          <pic:cNvPr id="1256710438" name="圖片 14"/>
+                          <pic:cNvPicPr>
+                            <a:picLocks noChangeAspect="1"/>
+                          </pic:cNvPicPr>
+                        </pic:nvPicPr>
+                        <pic:blipFill>
+                          <a:blip r:embed="rId13">
+                            <a:extLst>
+                              <a:ext uri="{28A0092B-C50C-407E-A947-70E740481C1C}">
+                                <a14:useLocalDpi xmlns:a14="http://schemas.microsoft.com/office/drawing/2010/main" val="0"/>
+                              </a:ext>
+                            </a:extLst>
+                          </a:blip>
+                          <a:stretch>
+                            <a:fillRect/>
+                          </a:stretch>
+                        </pic:blipFill>
+                        <pic:spPr>
+                          <a:xfrm>
+                            <a:off x="304800" y="0"/>
+                            <a:ext cx="4036060" cy="4576445"/>
+                          </a:xfrm>
+                          <a:prstGeom prst="rect">
+                            <a:avLst/>
+                          </a:prstGeom>
+                        </pic:spPr>
+                      </pic:pic>
+                      <wps:wsp>
+                        <wps:cNvPr id="2064310072" name="矩形 2064310072"/>
+                        <wps:cNvSpPr/>
+                        <wps:spPr>
+                          <a:xfrm>
+                            <a:off x="407670" y="422910"/>
+                            <a:ext cx="3847465" cy="467360"/>
+                          </a:xfrm>
+                          <a:prstGeom prst="rect">
+                            <a:avLst/>
+                          </a:prstGeom>
+                          <a:noFill/>
+                          <a:ln w="28575">
+                            <a:solidFill>
+                              <a:srgbClr val="FF0000"/>
+                            </a:solidFill>
+                          </a:ln>
+                        </wps:spPr>
+                        <wps:style>
+                          <a:lnRef idx="2">
+                            <a:schemeClr val="accent1">
+                              <a:shade val="50000"/>
+                            </a:schemeClr>
+                          </a:lnRef>
+                          <a:fillRef idx="1">
+                            <a:schemeClr val="accent1"/>
+                          </a:fillRef>
+                          <a:effectRef idx="0">
+                            <a:schemeClr val="accent1"/>
+                          </a:effectRef>
+                          <a:fontRef idx="minor">
+                            <a:schemeClr val="lt1"/>
+                          </a:fontRef>
+                        </wps:style>
+                        <wps:bodyPr rot="0" spcFirstLastPara="0" vertOverflow="overflow" horzOverflow="overflow" vert="horz" wrap="square" lIns="91440" tIns="45720" rIns="91440" bIns="45720" numCol="1" spcCol="0" rtlCol="0" fromWordArt="0" anchor="ctr" anchorCtr="0" forceAA="0" compatLnSpc="1">
+                          <a:prstTxWarp prst="textNoShape">
+                            <a:avLst/>
+                          </a:prstTxWarp>
+                          <a:noAutofit/>
+                        </wps:bodyPr>
+                      </wps:wsp>
+                      <wps:wsp>
+                        <wps:cNvPr id="1473882941" name="矩形 1473882941"/>
+                        <wps:cNvSpPr/>
+                        <wps:spPr>
+                          <a:xfrm>
+                            <a:off x="407670" y="986790"/>
+                            <a:ext cx="3848986" cy="3466214"/>
+                          </a:xfrm>
+                          <a:prstGeom prst="rect">
+                            <a:avLst/>
+                          </a:prstGeom>
+                          <a:noFill/>
+                          <a:ln w="28575">
+                            <a:solidFill>
+                              <a:srgbClr val="FF0000"/>
+                            </a:solidFill>
+                          </a:ln>
+                        </wps:spPr>
+                        <wps:style>
+                          <a:lnRef idx="2">
+                            <a:schemeClr val="accent1">
+                              <a:shade val="50000"/>
+                            </a:schemeClr>
+                          </a:lnRef>
+                          <a:fillRef idx="1">
+                            <a:schemeClr val="accent1"/>
+                          </a:fillRef>
+                          <a:effectRef idx="0">
+                            <a:schemeClr val="accent1"/>
+                          </a:effectRef>
+                          <a:fontRef idx="minor">
+                            <a:schemeClr val="lt1"/>
+                          </a:fontRef>
+                        </wps:style>
+                        <wps:bodyPr rot="0" spcFirstLastPara="0" vertOverflow="overflow" horzOverflow="overflow" vert="horz" wrap="square" lIns="91440" tIns="45720" rIns="91440" bIns="45720" numCol="1" spcCol="0" rtlCol="0" fromWordArt="0" anchor="ctr" anchorCtr="0" forceAA="0" compatLnSpc="1">
+                          <a:prstTxWarp prst="textNoShape">
+                            <a:avLst/>
+                          </a:prstTxWarp>
+                          <a:noAutofit/>
+                        </wps:bodyPr>
+                      </wps:wsp>
+                      <wps:wsp>
+                        <wps:cNvPr id="2045338639" name="文字方塊 2045338639"/>
+                        <wps:cNvSpPr txBox="1"/>
+                        <wps:spPr>
+                          <a:xfrm>
+                            <a:off x="15240" y="403860"/>
+                            <a:ext cx="382752" cy="478465"/>
+                          </a:xfrm>
+                          <a:prstGeom prst="rect">
+                            <a:avLst/>
+                          </a:prstGeom>
+                          <a:solidFill>
+                            <a:schemeClr val="lt1"/>
+                          </a:solidFill>
+                          <a:ln w="6350">
+                            <a:noFill/>
+                          </a:ln>
+                        </wps:spPr>
+                        <wps:txbx>
+                          <w:txbxContent>
+                            <w:p>
+                              <w:pPr>
+                                <w:rPr>
+                                  <w:rFonts w:ascii="Times New Roman" w:hAnsi="Times New Roman" w:cs="Times New Roman"/>
+                                  <w:color w:val="FF0000"/>
+                                  <w:sz w:val="32"/>
+                                </w:rPr>
+                              </w:pPr>
+                              <w:r>
+                                <w:rPr>
+                                  <w:rFonts w:ascii="Times New Roman" w:hAnsi="Times New Roman" w:cs="Times New Roman"/>
+                                  <w:color w:val="FF0000"/>
+                                  <w:sz w:val="32"/>
+                                </w:rPr>
+                                <w:t>I</w:t>
+                              </w:r>
+                            </w:p>
+                          </w:txbxContent>
+                        </wps:txbx>
+                        <wps:bodyPr rot="0" spcFirstLastPara="0" vertOverflow="overflow" horzOverflow="overflow" vert="horz" wrap="square" lIns="91440" tIns="45720" rIns="91440" bIns="45720" numCol="1" spcCol="0" rtlCol="0" fromWordArt="0" anchor="t" anchorCtr="0" forceAA="0" compatLnSpc="1">
+                          <a:prstTxWarp prst="textNoShape">
+                            <a:avLst/>
+                          </a:prstTxWarp>
+                          <a:noAutofit/>
+                        </wps:bodyPr>
+                      </wps:wsp>
+                      <wps:wsp>
+                        <wps:cNvPr id="2081115770" name="文字方塊 2081115770"/>
+                        <wps:cNvSpPr txBox="1"/>
+                        <wps:spPr>
+                          <a:xfrm>
+                            <a:off x="0" y="2346960"/>
+                            <a:ext cx="382270" cy="478155"/>
+                          </a:xfrm>
+                          <a:prstGeom prst="rect">
+                            <a:avLst/>
+                          </a:prstGeom>
+                          <a:solidFill>
+                            <a:schemeClr val="lt1"/>
+                          </a:solidFill>
+                          <a:ln w="6350">
+                            <a:noFill/>
+                          </a:ln>
+                        </wps:spPr>
+                        <wps:txbx>
+                          <w:txbxContent>
+                            <w:p>
+                              <w:pPr>
+                                <w:rPr>
+                                  <w:rFonts w:ascii="Times New Roman" w:hAnsi="Times New Roman" w:cs="Times New Roman"/>
+                                  <w:color w:val="FF0000"/>
+                                  <w:sz w:val="32"/>
+                                </w:rPr>
+                              </w:pPr>
+                              <w:r>
+                                <w:rPr>
+                                  <w:rFonts w:ascii="Times New Roman" w:hAnsi="Times New Roman" w:cs="Times New Roman"/>
+                                  <w:color w:val="FF0000"/>
+                                  <w:sz w:val="32"/>
+                                </w:rPr>
+                                <w:t>J</w:t>
+                              </w:r>
+                            </w:p>
+                          </w:txbxContent>
+                        </wps:txbx>
+                        <wps:bodyPr rot="0" spcFirstLastPara="0" vertOverflow="overflow" horzOverflow="overflow" vert="horz" wrap="square" lIns="91440" tIns="45720" rIns="91440" bIns="45720" numCol="1" spcCol="0" rtlCol="0" fromWordArt="0" anchor="t" anchorCtr="0" forceAA="0" compatLnSpc="1">
+                          <a:prstTxWarp prst="textNoShape">
+                            <a:avLst/>
+                          </a:prstTxWarp>
+                          <a:noAutofit/>
+                        </wps:bodyPr>
+                      </wps:wsp>
+                    </wpg:wgp>
+                  </a:graphicData>
+                </a:graphic>
+              </wp:inline>
+            </w:drawing>
+          </mc:Choice>
+          <mc:Fallback>
+            <w:pict>
+              <v:group w14:anchorId="7176351F" id="群組 24" o:spid="_x0000_s1047" style="width:341.8pt;height:360.35pt;mso-position-horizontal-relative:char;mso-position-vertical-relative:line" coordsize="43408,45764" o:gfxdata="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">
+                <v:shape id="圖片 14" o:spid="_x0000_s1048" type="#_x0000_t75" style="position:absolute;left:3048;width:40360;height:45764;visibility:visible;mso-wrap-style:square" o:gfxdata="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">
+                  <v:imagedata r:id="rId14" o:title=""/>
+                </v:shape>
+                <v:rect id="矩形 2064310072" o:spid="_x0000_s1049" style="position:absolute;left:4076;top:4229;width:38475;height:4673;visibility:visible;mso-wrap-style:square;v-text-anchor:middle" o:gfxdata="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" filled="f" strokecolor="red" strokeweight="2.25pt"/>
+                <v:rect id="矩形 1473882941" o:spid="_x0000_s1050" style="position:absolute;left:4076;top:9867;width:38490;height:34663;visibility:visible;mso-wrap-style:square;v-text-anchor:middle" o:gfxdata="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" filled="f" strokecolor="red" strokeweight="2.25pt"/>
+                <v:shape id="文字方塊 2045338639" o:spid="_x0000_s1051" type="#_x0000_t202" style="position:absolute;left:152;top:4038;width:3827;height:4785;visibility:visible;mso-wrap-style:square;v-text-anchor:top" o:gfxdata="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" fillcolor="white [3201]" stroked="f" strokeweight=".5pt">
+                  <v:textbox>
+                    <w:txbxContent>
+                      <w:p>
+                        <w:pPr>
+                          <w:rPr>
+                            <w:rFonts w:ascii="Times New Roman" w:hAnsi="Times New Roman" w:cs="Times New Roman"/>
+                            <w:color w:val="FF0000"/>
+                            <w:sz w:val="32"/>
+                          </w:rPr>
+                        </w:pPr>
+                        <w:r>
+                          <w:rPr>
+                            <w:rFonts w:ascii="Times New Roman" w:hAnsi="Times New Roman" w:cs="Times New Roman"/>
+                            <w:color w:val="FF0000"/>
+                            <w:sz w:val="32"/>
+                          </w:rPr>
+                          <w:t>I</w:t>
+                        </w:r>
+                      </w:p>
+                    </w:txbxContent>
+                  </v:textbox>
+                </v:shape>
+                <v:shape id="文字方塊 2081115770" o:spid="_x0000_s1052" type="#_x0000_t202" style="position:absolute;top:23469;width:3822;height:4782;visibility:visible;mso-wrap-style:square;v-text-anchor:top" o:gfxdata="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" fillcolor="white [3201]" stroked="f" strokeweight=".5pt">
+                  <v:textbox>
+                    <w:txbxContent>
+                      <w:p>
+                        <w:pPr>
+                          <w:rPr>
+                            <w:rFonts w:ascii="Times New Roman" w:hAnsi="Times New Roman" w:cs="Times New Roman"/>
+                            <w:color w:val="FF0000"/>
+                            <w:sz w:val="32"/>
+                          </w:rPr>
+                        </w:pPr>
+                        <w:r>
+                          <w:rPr>
+                            <w:rFonts w:ascii="Times New Roman" w:hAnsi="Times New Roman" w:cs="Times New Roman"/>
+                            <w:color w:val="FF0000"/>
+                            <w:sz w:val="32"/>
+                          </w:rPr>
+                          <w:t>J</w:t>
+                        </w:r>
+                      </w:p>
+                    </w:txbxContent>
+                  </v:textbox>
+                </v:shape>
+                <w10:anchorlock/>
+              </v:group>
+            </w:pict>
+          </mc:Fallback>
+        </mc:AlternateContent>
+      </w:r>
+    </w:p>
+    <w:p>
+      <w:pPr>
+        <w:pStyle w:val="a3"/>
+        <w:numPr>
+          <w:ilvl w:val="0"/>
+          <w:numId w:val="3"/>
+        </w:numPr>
+        <w:ind w:leftChars="0"/>
+        <w:rPr>
+          <w:rFonts w:ascii="Times New Roman" w:hAnsi="Times New Roman" w:cs="Times New Roman"/>
+        </w:rPr>
+      </w:pPr>
+      <w:r>
+        <w:rPr>
+          <w:rFonts w:ascii="Times New Roman" w:hAnsi="Times New Roman" w:cs="Times New Roman"/>
+        </w:rPr>
         <w:t>Before calculat</w:t>
       </w:r>
       <w:r>
@@ -2629,21 +2709,19 @@
         <w:rPr>
           <w:rFonts w:ascii="Times New Roman" w:hAnsi="Times New Roman" w:cs="Times New Roman"/>
         </w:rPr>
-        <w:t xml:space="preserve">Fit: select what kind of FRET you want to </w:t>
-      </w:r>
-      <w:proofErr w:type="gramStart"/>
-      <w:r>
-        <w:rPr>
-          <w:rFonts w:ascii="Times New Roman" w:hAnsi="Times New Roman" w:cs="Times New Roman"/>
-        </w:rPr>
-        <w:t>fit(</w:t>
-      </w:r>
-      <w:proofErr w:type="gramEnd"/>
-      <w:r>
-        <w:rPr>
-          <w:rFonts w:ascii="Times New Roman" w:hAnsi="Times New Roman" w:cs="Times New Roman"/>
-        </w:rPr>
-        <w:t>blue-to-green or green-to-red)</w:t>
+        <w:t>Fit: select what kind of FRET you want to fit</w:t>
+      </w:r>
+      <w:r>
+        <w:rPr>
+          <w:rFonts w:ascii="Times New Roman" w:hAnsi="Times New Roman" w:cs="Times New Roman" w:hint="eastAsia"/>
+        </w:rPr>
+        <w:t xml:space="preserve"> histogram with </w:t>
+      </w:r>
+      <w:r>
+        <w:rPr>
+          <w:rFonts w:ascii="Times New Roman" w:hAnsi="Times New Roman" w:cs="Times New Roman"/>
+        </w:rPr>
+        <w:t>(blue-to-green or green-to-red)</w:t>
       </w:r>
     </w:p>
     <w:p>
@@ -2662,13 +2740,19 @@
         <w:rPr>
           <w:rFonts w:ascii="Times New Roman" w:hAnsi="Times New Roman" w:cs="Times New Roman"/>
         </w:rPr>
-        <w:t>Red</w:t>
-      </w:r>
-      <w:r>
-        <w:rPr>
-          <w:rFonts w:ascii="Times New Roman" w:hAnsi="Times New Roman" w:cs="Times New Roman"/>
-        </w:rPr>
-        <w:t xml:space="preserve"> /Green: this function is combined with red/green intensity. </w:t>
+        <w:t xml:space="preserve">Red /Green: </w:t>
+      </w:r>
+      <w:r>
+        <w:rPr>
+          <w:rFonts w:ascii="Times New Roman" w:hAnsi="Times New Roman" w:cs="Times New Roman"/>
+        </w:rPr>
+        <w:t>This</w:t>
+      </w:r>
+      <w:r>
+        <w:rPr>
+          <w:rFonts w:ascii="Times New Roman" w:hAnsi="Times New Roman" w:cs="Times New Roman"/>
+        </w:rPr>
+        <w:t xml:space="preserve"> function is combined with red/green intensity. </w:t>
       </w:r>
       <w:r>
         <w:rPr>
@@ -2688,19 +2772,7 @@
         <w:rPr>
           <w:rFonts w:ascii="Times New Roman" w:hAnsi="Times New Roman" w:cs="Times New Roman"/>
         </w:rPr>
-        <w:t>/gg intensity below [</w:t>
-      </w:r>
-      <w:r>
-        <w:rPr>
-          <w:rFonts w:ascii="Times New Roman" w:hAnsi="Times New Roman" w:cs="Times New Roman"/>
-        </w:rPr>
-        <w:t>red/green intensity</w:t>
-      </w:r>
-      <w:r>
-        <w:rPr>
-          <w:rFonts w:ascii="Times New Roman" w:hAnsi="Times New Roman" w:cs="Times New Roman"/>
-        </w:rPr>
-        <w:t>], it would be excluded.</w:t>
+        <w:t>/gg intensity below [red/green intensity], it would be excluded.</w:t>
       </w:r>
     </w:p>
     <w:p>
@@ -2715,7 +2787,53 @@
         <w:rPr>
           <w:rFonts w:ascii="Times New Roman" w:hAnsi="Times New Roman" w:cs="Times New Roman"/>
         </w:rPr>
-        <w:t xml:space="preserve">(It is useful to pick out those with dead </w:t>
+        <w:t>(It is</w:t>
+      </w:r>
+      <w:r>
+        <w:rPr>
+          <w:rFonts w:ascii="Times New Roman" w:hAnsi="Times New Roman" w:cs="Times New Roman" w:hint="eastAsia"/>
+        </w:rPr>
+        <w:t xml:space="preserve"> usually </w:t>
+      </w:r>
+      <w:proofErr w:type="spellStart"/>
+      <w:r>
+        <w:rPr>
+          <w:rFonts w:ascii="Times New Roman" w:hAnsi="Times New Roman" w:cs="Times New Roman" w:hint="eastAsia"/>
+        </w:rPr>
+        <w:t>usred</w:t>
+      </w:r>
+      <w:proofErr w:type="spellEnd"/>
+      <w:r>
+        <w:rPr>
+          <w:rFonts w:ascii="Times New Roman" w:hAnsi="Times New Roman" w:cs="Times New Roman" w:hint="eastAsia"/>
+        </w:rPr>
+        <w:t xml:space="preserve"> to automatically</w:t>
+      </w:r>
+      <w:r>
+        <w:rPr>
+          <w:rFonts w:ascii="Times New Roman" w:hAnsi="Times New Roman" w:cs="Times New Roman"/>
+        </w:rPr>
+        <w:t xml:space="preserve"> </w:t>
+      </w:r>
+      <w:proofErr w:type="gramStart"/>
+      <w:r>
+        <w:rPr>
+          <w:rFonts w:ascii="Times New Roman" w:hAnsi="Times New Roman" w:cs="Times New Roman"/>
+        </w:rPr>
+        <w:t>to pick</w:t>
+      </w:r>
+      <w:proofErr w:type="gramEnd"/>
+      <w:r>
+        <w:rPr>
+          <w:rFonts w:ascii="Times New Roman" w:hAnsi="Times New Roman" w:cs="Times New Roman"/>
+        </w:rPr>
+        <w:t xml:space="preserve"> out those with dead </w:t>
+      </w:r>
+      <w:r>
+        <w:rPr>
+          <w:rFonts w:ascii="Times New Roman" w:hAnsi="Times New Roman" w:cs="Times New Roman" w:hint="eastAsia"/>
+        </w:rPr>
+        <w:t xml:space="preserve">acceptor </w:t>
       </w:r>
       <w:proofErr w:type="gramStart"/>
       <w:r>
@@ -2748,13 +2866,41 @@
         <w:rPr>
           <w:rFonts w:ascii="Times New Roman" w:hAnsi="Times New Roman" w:cs="Times New Roman"/>
         </w:rPr>
-        <w:t>Leakage: set the criterion to calibrate the intensity leak out from higher frequency fluoresce</w:t>
-      </w:r>
-      <w:r>
-        <w:rPr>
-          <w:rFonts w:ascii="Times New Roman" w:hAnsi="Times New Roman" w:cs="Times New Roman"/>
-        </w:rPr>
-        <w:t>.</w:t>
+        <w:t>Leakage:</w:t>
+      </w:r>
+      <w:r>
+        <w:rPr>
+          <w:rFonts w:ascii="Times New Roman" w:hAnsi="Times New Roman" w:cs="Times New Roman" w:hint="eastAsia"/>
+        </w:rPr>
+        <w:t xml:space="preserve"> Leakage of Donor dye intensity into Acceptor channel, which is the beta constant used in FRET calculation, </w:t>
+      </w:r>
+      <w:proofErr w:type="gramStart"/>
+      <w:r>
+        <w:rPr>
+          <w:rFonts w:ascii="Times New Roman" w:hAnsi="Times New Roman" w:cs="Times New Roman" w:hint="eastAsia"/>
+        </w:rPr>
+        <w:t>need</w:t>
+      </w:r>
+      <w:proofErr w:type="gramEnd"/>
+      <w:r>
+        <w:rPr>
+          <w:rFonts w:ascii="Times New Roman" w:hAnsi="Times New Roman" w:cs="Times New Roman" w:hint="eastAsia"/>
+        </w:rPr>
+        <w:t xml:space="preserve"> to be calibrated using </w:t>
+      </w:r>
+      <w:bookmarkStart w:id="1" w:name="_Hlk204445513"/>
+      <w:r>
+        <w:rPr>
+          <w:rFonts w:ascii="Times New Roman" w:hAnsi="Times New Roman" w:cs="Times New Roman" w:hint="eastAsia"/>
+        </w:rPr>
+        <w:t>donor only</w:t>
+      </w:r>
+      <w:bookmarkEnd w:id="1"/>
+      <w:r>
+        <w:rPr>
+          <w:rFonts w:ascii="Times New Roman" w:hAnsi="Times New Roman" w:cs="Times New Roman" w:hint="eastAsia"/>
+        </w:rPr>
+        <w:t xml:space="preserve"> substrates.</w:t>
       </w:r>
     </w:p>
     <w:p>
@@ -2773,7 +2919,13 @@
         <w:rPr>
           <w:rFonts w:ascii="Times New Roman" w:hAnsi="Times New Roman" w:cs="Times New Roman"/>
         </w:rPr>
-        <w:t>Lag: Same as “Average”.</w:t>
+        <w:t xml:space="preserve">Lag: </w:t>
+      </w:r>
+      <w:r>
+        <w:rPr>
+          <w:rFonts w:ascii="Times New Roman" w:hAnsi="Times New Roman" w:cs="Times New Roman" w:hint="eastAsia"/>
+        </w:rPr>
+        <w:t>Averaged smoothing frames used in histogram plotting.</w:t>
       </w:r>
     </w:p>
     <w:p>
@@ -2785,7 +2937,7 @@
         </w:numPr>
         <w:ind w:leftChars="0"/>
         <w:rPr>
-          <w:rFonts w:ascii="Times New Roman" w:hAnsi="Times New Roman" w:cs="Times New Roman" w:hint="eastAsia"/>
+          <w:rFonts w:ascii="Times New Roman" w:hAnsi="Times New Roman" w:cs="Times New Roman"/>
         </w:rPr>
       </w:pPr>
       <w:r>
@@ -2973,7 +3125,7 @@
         <mc:AlternateContent>
           <mc:Choice Requires="wpg">
             <w:drawing>
-              <wp:anchor distT="0" distB="0" distL="114300" distR="114300" simplePos="0" relativeHeight="251717632" behindDoc="0" locked="0" layoutInCell="1" allowOverlap="1" wp14:anchorId="274752A1" wp14:editId="203CA290">
+              <wp:anchor distT="0" distB="0" distL="114300" distR="114300" simplePos="0" relativeHeight="251717632" behindDoc="0" locked="0" layoutInCell="1" allowOverlap="1" wp14:anchorId="274752A1" wp14:editId="5889FBFC">
                 <wp:simplePos x="0" y="0"/>
                 <wp:positionH relativeFrom="margin">
                   <wp:align>center</wp:align>
@@ -3006,7 +3158,7 @@
                           </pic:cNvPicPr>
                         </pic:nvPicPr>
                         <pic:blipFill>
-                          <a:blip r:embed="rId12">
+                          <a:blip r:embed="rId15">
                             <a:extLst>
                               <a:ext uri="{28A0092B-C50C-407E-A947-70E740481C1C}">
                                 <a14:useLocalDpi xmlns:a14="http://schemas.microsoft.com/office/drawing/2010/main" val="0"/>
@@ -3123,9 +3275,9 @@
           </mc:Choice>
           <mc:Fallback>
             <w:pict>
-              <v:group w14:anchorId="01C8F774" id="群組 28" o:spid="_x0000_s1026" style="position:absolute;margin-left:0;margin-top:2.55pt;width:339.25pt;height:113.45pt;z-index:251717632;mso-position-horizontal:center;mso-position-horizontal-relative:margin;mso-width-relative:margin;mso-height-relative:margin" coordsize="49959,17849" o:gfxdata="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">
+              <v:group w14:anchorId="210A2F15" id="群組 28" o:spid="_x0000_s1026" style="position:absolute;margin-left:0;margin-top:2.55pt;width:339.25pt;height:113.45pt;z-index:251717632;mso-position-horizontal:center;mso-position-horizontal-relative:margin;mso-width-relative:margin;mso-height-relative:margin" coordsize="49959,17849" o:gfxdata="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">
                 <v:shape id="圖片 1" o:spid="_x0000_s1027" type="#_x0000_t75" alt="一張含有 文字, 螢幕擷取畫面, 字型, 數字 的圖片&#10;&#10;AI 產生的內容可能不正確。" style="position:absolute;width:49930;height:17849;visibility:visible;mso-wrap-style:square" o:gfxdata="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">
-                  <v:imagedata r:id="rId13" o:title="一張含有 文字, 螢幕擷取畫面, 字型, 數字 的圖片&#10;&#10;AI 產生的內容可能不正確。"/>
+                  <v:imagedata r:id="rId16" o:title="一張含有 文字, 螢幕擷取畫面, 字型, 數字 的圖片&#10;&#10;AI 產生的內容可能不正確。"/>
                 </v:shape>
                 <v:rect id="矩形 2106337204" o:spid="_x0000_s1028" style="position:absolute;left:219;top:4242;width:49740;height:2195;visibility:visible;mso-wrap-style:square;v-text-anchor:middle" o:gfxdata="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" filled="f" strokecolor="red" strokeweight="2.25pt"/>
                 <v:rect id="矩形 815647305" o:spid="_x0000_s1029" style="position:absolute;left:219;top:10826;width:49740;height:2195;visibility:visible;mso-wrap-style:square;v-text-anchor:middle" o:gfxdata="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" filled="f" strokecolor="red" strokeweight="2.25pt"/>
@@ -3157,7 +3309,7 @@
     <w:p>
       <w:pPr>
         <w:rPr>
-          <w:rFonts w:ascii="Times New Roman" w:hAnsi="Times New Roman" w:cs="Times New Roman" w:hint="eastAsia"/>
+          <w:rFonts w:ascii="Times New Roman" w:hAnsi="Times New Roman" w:cs="Times New Roman"/>
         </w:rPr>
       </w:pPr>
     </w:p>
@@ -3169,15 +3321,13 @@
           <w:rFonts w:ascii="Times New Roman" w:hAnsi="Times New Roman" w:cs="Times New Roman"/>
         </w:rPr>
       </w:pPr>
-      <w:bookmarkStart w:id="1" w:name="_GoBack"/>
       <w:r>
         <w:rPr>
           <w:rFonts w:ascii="Times New Roman" w:hAnsi="Times New Roman" w:cs="Times New Roman"/>
           <w:noProof/>
         </w:rPr>
-        <w:lastRenderedPageBreak/>
         <w:drawing>
-          <wp:anchor distT="0" distB="0" distL="114300" distR="114300" simplePos="0" relativeHeight="251719680" behindDoc="0" locked="0" layoutInCell="1" allowOverlap="1" wp14:anchorId="59D052DF" wp14:editId="6C98EBB7">
+          <wp:anchor distT="0" distB="0" distL="114300" distR="114300" simplePos="0" relativeHeight="251719680" behindDoc="0" locked="0" layoutInCell="1" allowOverlap="1" wp14:anchorId="59D052DF" wp14:editId="4094CE8F">
             <wp:simplePos x="0" y="0"/>
             <wp:positionH relativeFrom="margin">
               <wp:posOffset>543510</wp:posOffset>
@@ -3200,7 +3350,7 @@
                     <pic:cNvPicPr/>
                   </pic:nvPicPr>
                   <pic:blipFill>
-                    <a:blip r:embed="rId14">
+                    <a:blip r:embed="rId17">
                       <a:extLst>
                         <a:ext uri="{28A0092B-C50C-407E-A947-70E740481C1C}">
                           <a14:useLocalDpi xmlns:a14="http://schemas.microsoft.com/office/drawing/2010/main" val="0"/>
@@ -3232,7 +3382,6 @@
           </wp:anchor>
         </w:drawing>
       </w:r>
-      <w:bookmarkEnd w:id="1"/>
       <w:r>
         <w:rPr>
           <w:rFonts w:ascii="Times New Roman" w:hAnsi="Times New Roman" w:cs="Times New Roman" w:hint="eastAsia"/>
@@ -3324,7 +3473,7 @@
                     <pic:cNvPicPr/>
                   </pic:nvPicPr>
                   <pic:blipFill>
-                    <a:blip r:embed="rId15"/>
+                    <a:blip r:embed="rId18"/>
                     <a:stretch>
                       <a:fillRect/>
                     </a:stretch>
@@ -3452,7 +3601,7 @@
                     <pic:cNvPicPr/>
                   </pic:nvPicPr>
                   <pic:blipFill rotWithShape="1">
-                    <a:blip r:embed="rId16"/>
+                    <a:blip r:embed="rId19"/>
                     <a:srcRect t="23869"/>
                     <a:stretch>
                       <a:fillRect/>
@@ -3650,7 +3799,14 @@
         <w:rPr>
           <w:rFonts w:ascii="Times New Roman" w:hAnsi="Times New Roman" w:cs="Times New Roman" w:hint="eastAsia"/>
         </w:rPr>
-        <w:t xml:space="preserve">per [interval] frames. The AOIs are paired depending on </w:t>
+        <w:t xml:space="preserve">per </w:t>
+      </w:r>
+      <w:r>
+        <w:rPr>
+          <w:rFonts w:ascii="Times New Roman" w:hAnsi="Times New Roman" w:cs="Times New Roman" w:hint="eastAsia"/>
+        </w:rPr>
+        <w:lastRenderedPageBreak/>
+        <w:t xml:space="preserve">[interval] frames. The AOIs are paired depending on </w:t>
       </w:r>
       <w:r>
         <w:rPr>
@@ -3723,8 +3879,46 @@
 </w:document>
 </file>
 
+<file path=word/endnotes.xml><?xml version="1.0" encoding="utf-8"?>
+<w:endnotes xmlns:wpc="http://schemas.microsoft.com/office/word/2010/wordprocessingCanvas" xmlns:cx="http://schemas.microsoft.com/office/drawing/2014/chartex" xmlns:cx1="http://schemas.microsoft.com/office/drawing/2015/9/8/chartex" xmlns:cx2="http://schemas.microsoft.com/office/drawing/2015/10/21/chartex" xmlns:cx3="http://schemas.microsoft.com/office/drawing/2016/5/9/chartex" xmlns:cx4="http://schemas.microsoft.com/office/drawing/2016/5/10/chartex" xmlns:cx5="http://schemas.microsoft.com/office/drawing/2016/5/11/chartex" xmlns:cx6="http://schemas.microsoft.com/office/drawing/2016/5/12/chartex" xmlns:cx7="http://schemas.microsoft.com/office/drawing/2016/5/13/chartex" xmlns:cx8="http://schemas.microsoft.com/office/drawing/2016/5/14/chartex" xmlns:mc="http://schemas.openxmlformats.org/markup-compatibility/2006" xmlns:aink="http://schemas.microsoft.com/office/drawing/2016/ink" xmlns:am3d="http://schemas.microsoft.com/office/drawing/2017/model3d" xmlns:o="urn:schemas-microsoft-com:office:office" xmlns:oel="http://schemas.microsoft.com/office/2019/extlst" xmlns:r="http://schemas.openxmlformats.org/officeDocument/2006/relationships" xmlns:m="http://schemas.openxmlformats.org/officeDocument/2006/math" xmlns:v="urn:schemas-microsoft-com:vml" xmlns:wp14="http://schemas.microsoft.com/office/word/2010/wordprocessingDrawing" xmlns:wp="http://schemas.openxmlformats.org/drawingml/2006/wordprocessingDrawing" xmlns:w10="urn:schemas-microsoft-com:office:word" xmlns:w="http://schemas.openxmlformats.org/wordprocessingml/2006/main" xmlns:w14="http://schemas.microsoft.com/office/word/2010/wordml" xmlns:w15="http://schemas.microsoft.com/office/word/2012/wordml" xmlns:w16cex="http://schemas.microsoft.com/office/word/2018/wordml/cex" xmlns:w16cid="http://schemas.microsoft.com/office/word/2016/wordml/cid" xmlns:w16="http://schemas.microsoft.com/office/word/2018/wordml" xmlns:w16du="http://schemas.microsoft.com/office/word/2023/wordml/word16du" xmlns:w16sdtdh="http://schemas.microsoft.com/office/word/2020/wordml/sdtdatahash" xmlns:w16sdtfl="http://schemas.microsoft.com/office/word/2024/wordml/sdtformatlock" xmlns:w16se="http://schemas.microsoft.com/office/word/2015/wordml/symex" xmlns:wpg="http://schemas.microsoft.com/office/word/2010/wordprocessingGroup" xmlns:wpi="http://schemas.microsoft.com/office/word/2010/wordprocessingInk" xmlns:wne="http://schemas.microsoft.com/office/word/2006/wordml" xmlns:wps="http://schemas.microsoft.com/office/word/2010/wordprocessingShape" mc:Ignorable="w14 w15 w16se w16cid w16 w16cex w16sdtdh w16sdtfl w16du wp14">
+  <w:endnote w:type="separator" w:id="-1">
+    <w:p>
+      <w:r>
+        <w:separator/>
+      </w:r>
+    </w:p>
+  </w:endnote>
+  <w:endnote w:type="continuationSeparator" w:id="0">
+    <w:p>
+      <w:r>
+        <w:continuationSeparator/>
+      </w:r>
+    </w:p>
+  </w:endnote>
+</w:endnotes>
+</file>
+
+<file path=word/footnotes.xml><?xml version="1.0" encoding="utf-8"?>
+<w:footnotes xmlns:wpc="http://schemas.microsoft.com/office/word/2010/wordprocessingCanvas" xmlns:cx="http://schemas.microsoft.com/office/drawing/2014/chartex" xmlns:cx1="http://schemas.microsoft.com/office/drawing/2015/9/8/chartex" xmlns:cx2="http://schemas.microsoft.com/office/drawing/2015/10/21/chartex" xmlns:cx3="http://schemas.microsoft.com/office/drawing/2016/5/9/chartex" xmlns:cx4="http://schemas.microsoft.com/office/drawing/2016/5/10/chartex" xmlns:cx5="http://schemas.microsoft.com/office/drawing/2016/5/11/chartex" xmlns:cx6="http://schemas.microsoft.com/office/drawing/2016/5/12/chartex" xmlns:cx7="http://schemas.microsoft.com/office/drawing/2016/5/13/chartex" xmlns:cx8="http://schemas.microsoft.com/office/drawing/2016/5/14/chartex" xmlns:mc="http://schemas.openxmlformats.org/markup-compatibility/2006" xmlns:aink="http://schemas.microsoft.com/office/drawing/2016/ink" xmlns:am3d="http://schemas.microsoft.com/office/drawing/2017/model3d" xmlns:o="urn:schemas-microsoft-com:office:office" xmlns:oel="http://schemas.microsoft.com/office/2019/extlst" xmlns:r="http://schemas.openxmlformats.org/officeDocument/2006/relationships" xmlns:m="http://schemas.openxmlformats.org/officeDocument/2006/math" xmlns:v="urn:schemas-microsoft-com:vml" xmlns:wp14="http://schemas.microsoft.com/office/word/2010/wordprocessingDrawing" xmlns:wp="http://schemas.openxmlformats.org/drawingml/2006/wordprocessingDrawing" xmlns:w10="urn:schemas-microsoft-com:office:word" xmlns:w="http://schemas.openxmlformats.org/wordprocessingml/2006/main" xmlns:w14="http://schemas.microsoft.com/office/word/2010/wordml" xmlns:w15="http://schemas.microsoft.com/office/word/2012/wordml" xmlns:w16cex="http://schemas.microsoft.com/office/word/2018/wordml/cex" xmlns:w16cid="http://schemas.microsoft.com/office/word/2016/wordml/cid" xmlns:w16="http://schemas.microsoft.com/office/word/2018/wordml" xmlns:w16du="http://schemas.microsoft.com/office/word/2023/wordml/word16du" xmlns:w16sdtdh="http://schemas.microsoft.com/office/word/2020/wordml/sdtdatahash" xmlns:w16sdtfl="http://schemas.microsoft.com/office/word/2024/wordml/sdtformatlock" xmlns:w16se="http://schemas.microsoft.com/office/word/2015/wordml/symex" xmlns:wpg="http://schemas.microsoft.com/office/word/2010/wordprocessingGroup" xmlns:wpi="http://schemas.microsoft.com/office/word/2010/wordprocessingInk" xmlns:wne="http://schemas.microsoft.com/office/word/2006/wordml" xmlns:wps="http://schemas.microsoft.com/office/word/2010/wordprocessingShape" mc:Ignorable="w14 w15 w16se w16cid w16 w16cex w16sdtdh w16sdtfl w16du wp14">
+  <w:footnote w:type="separator" w:id="-1">
+    <w:p>
+      <w:r>
+        <w:separator/>
+      </w:r>
+    </w:p>
+  </w:footnote>
+  <w:footnote w:type="continuationSeparator" w:id="0">
+    <w:p>
+      <w:r>
+        <w:continuationSeparator/>
+      </w:r>
+    </w:p>
+  </w:footnote>
+</w:footnotes>
+</file>
+
 <file path=word/numbering.xml><?xml version="1.0" encoding="utf-8"?>
-<w:numbering xmlns:wpc="http://schemas.microsoft.com/office/word/2010/wordprocessingCanvas" xmlns:cx="http://schemas.microsoft.com/office/drawing/2014/chartex" xmlns:cx1="http://schemas.microsoft.com/office/drawing/2015/9/8/chartex" xmlns:cx2="http://schemas.microsoft.com/office/drawing/2015/10/21/chartex" xmlns:cx3="http://schemas.microsoft.com/office/drawing/2016/5/9/chartex" xmlns:cx4="http://schemas.microsoft.com/office/drawing/2016/5/10/chartex" xmlns:cx5="http://schemas.microsoft.com/office/drawing/2016/5/11/chartex" xmlns:cx6="http://schemas.microsoft.com/office/drawing/2016/5/12/chartex" xmlns:cx7="http://schemas.microsoft.com/office/drawing/2016/5/13/chartex" xmlns:cx8="http://schemas.microsoft.com/office/drawing/2016/5/14/chartex" xmlns:mc="http://schemas.openxmlformats.org/markup-compatibility/2006" xmlns:aink="http://schemas.microsoft.com/office/drawing/2016/ink" xmlns:am3d="http://schemas.microsoft.com/office/drawing/2017/model3d" xmlns:o="urn:schemas-microsoft-com:office:office" xmlns:r="http://schemas.openxmlformats.org/officeDocument/2006/relationships" xmlns:m="http://schemas.openxmlformats.org/officeDocument/2006/math" xmlns:v="urn:schemas-microsoft-com:vml" xmlns:wp14="http://schemas.microsoft.com/office/word/2010/wordprocessingDrawing" xmlns:wp="http://schemas.openxmlformats.org/drawingml/2006/wordprocessingDrawing" xmlns:w10="urn:schemas-microsoft-com:office:word" xmlns:w="http://schemas.openxmlformats.org/wordprocessingml/2006/main" xmlns:w14="http://schemas.microsoft.com/office/word/2010/wordml" xmlns:w15="http://schemas.microsoft.com/office/word/2012/wordml" xmlns:w16cid="http://schemas.microsoft.com/office/word/2016/wordml/cid" xmlns:w16se="http://schemas.microsoft.com/office/word/2015/wordml/symex" xmlns:wpg="http://schemas.microsoft.com/office/word/2010/wordprocessingGroup" xmlns:wpi="http://schemas.microsoft.com/office/word/2010/wordprocessingInk" xmlns:wne="http://schemas.microsoft.com/office/word/2006/wordml" xmlns:wps="http://schemas.microsoft.com/office/word/2010/wordprocessingShape" mc:Ignorable="w14 w15 w16se w16cid wp14">
+<w:numbering xmlns:wpc="http://schemas.microsoft.com/office/word/2010/wordprocessingCanvas" xmlns:cx="http://schemas.microsoft.com/office/drawing/2014/chartex" xmlns:cx1="http://schemas.microsoft.com/office/drawing/2015/9/8/chartex" xmlns:cx2="http://schemas.microsoft.com/office/drawing/2015/10/21/chartex" xmlns:cx3="http://schemas.microsoft.com/office/drawing/2016/5/9/chartex" xmlns:cx4="http://schemas.microsoft.com/office/drawing/2016/5/10/chartex" xmlns:cx5="http://schemas.microsoft.com/office/drawing/2016/5/11/chartex" xmlns:cx6="http://schemas.microsoft.com/office/drawing/2016/5/12/chartex" xmlns:cx7="http://schemas.microsoft.com/office/drawing/2016/5/13/chartex" xmlns:cx8="http://schemas.microsoft.com/office/drawing/2016/5/14/chartex" xmlns:mc="http://schemas.openxmlformats.org/markup-compatibility/2006" xmlns:aink="http://schemas.microsoft.com/office/drawing/2016/ink" xmlns:am3d="http://schemas.microsoft.com/office/drawing/2017/model3d" xmlns:o="urn:schemas-microsoft-com:office:office" xmlns:oel="http://schemas.microsoft.com/office/2019/extlst" xmlns:r="http://schemas.openxmlformats.org/officeDocument/2006/relationships" xmlns:m="http://schemas.openxmlformats.org/officeDocument/2006/math" xmlns:v="urn:schemas-microsoft-com:vml" xmlns:wp14="http://schemas.microsoft.com/office/word/2010/wordprocessingDrawing" xmlns:wp="http://schemas.openxmlformats.org/drawingml/2006/wordprocessingDrawing" xmlns:w10="urn:schemas-microsoft-com:office:word" xmlns:w="http://schemas.openxmlformats.org/wordprocessingml/2006/main" xmlns:w14="http://schemas.microsoft.com/office/word/2010/wordml" xmlns:w15="http://schemas.microsoft.com/office/word/2012/wordml" xmlns:w16cex="http://schemas.microsoft.com/office/word/2018/wordml/cex" xmlns:w16cid="http://schemas.microsoft.com/office/word/2016/wordml/cid" xmlns:w16="http://schemas.microsoft.com/office/word/2018/wordml" xmlns:w16du="http://schemas.microsoft.com/office/word/2023/wordml/word16du" xmlns:w16sdtdh="http://schemas.microsoft.com/office/word/2020/wordml/sdtdatahash" xmlns:w16sdtfl="http://schemas.microsoft.com/office/word/2024/wordml/sdtformatlock" xmlns:w16se="http://schemas.microsoft.com/office/word/2015/wordml/symex" xmlns:wpg="http://schemas.microsoft.com/office/word/2010/wordprocessingGroup" xmlns:wpi="http://schemas.microsoft.com/office/word/2010/wordprocessingInk" xmlns:wne="http://schemas.microsoft.com/office/word/2006/wordml" xmlns:wps="http://schemas.microsoft.com/office/word/2010/wordprocessingShape" mc:Ignorable="w14 w15 w16se w16cid w16 w16cex w16sdtdh w16sdtfl w16du wp14">
   <w:abstractNum w:abstractNumId="0" w15:restartNumberingAfterBreak="0">
     <w:nsid w:val="273F597F"/>
     <w:multiLevelType w:val="hybridMultilevel"/>
@@ -4326,29 +4520,29 @@
       </w:pPr>
     </w:lvl>
   </w:abstractNum>
-  <w:num w:numId="1">
+  <w:num w:numId="1" w16cid:durableId="1107964870">
     <w:abstractNumId w:val="5"/>
   </w:num>
-  <w:num w:numId="2">
+  <w:num w:numId="2" w16cid:durableId="543444446">
     <w:abstractNumId w:val="0"/>
   </w:num>
-  <w:num w:numId="3">
+  <w:num w:numId="3" w16cid:durableId="1710101964">
     <w:abstractNumId w:val="1"/>
   </w:num>
-  <w:num w:numId="4">
+  <w:num w:numId="4" w16cid:durableId="717125743">
     <w:abstractNumId w:val="2"/>
   </w:num>
-  <w:num w:numId="5">
+  <w:num w:numId="5" w16cid:durableId="2048557030">
     <w:abstractNumId w:val="4"/>
   </w:num>
-  <w:num w:numId="6">
+  <w:num w:numId="6" w16cid:durableId="27611549">
     <w:abstractNumId w:val="3"/>
   </w:num>
 </w:numbering>
 </file>
 
 <file path=word/styles.xml><?xml version="1.0" encoding="utf-8"?>
-<w:styles xmlns:mc="http://schemas.openxmlformats.org/markup-compatibility/2006" xmlns:r="http://schemas.openxmlformats.org/officeDocument/2006/relationships" xmlns:w="http://schemas.openxmlformats.org/wordprocessingml/2006/main" xmlns:w14="http://schemas.microsoft.com/office/word/2010/wordml" xmlns:w15="http://schemas.microsoft.com/office/word/2012/wordml" xmlns:w16cid="http://schemas.microsoft.com/office/word/2016/wordml/cid" xmlns:w16se="http://schemas.microsoft.com/office/word/2015/wordml/symex" mc:Ignorable="w14 w15 w16se w16cid">
+<w:styles xmlns:mc="http://schemas.openxmlformats.org/markup-compatibility/2006" xmlns:r="http://schemas.openxmlformats.org/officeDocument/2006/relationships" xmlns:w="http://schemas.openxmlformats.org/wordprocessingml/2006/main" xmlns:w14="http://schemas.microsoft.com/office/word/2010/wordml" xmlns:w15="http://schemas.microsoft.com/office/word/2012/wordml" xmlns:w16cex="http://schemas.microsoft.com/office/word/2018/wordml/cex" xmlns:w16cid="http://schemas.microsoft.com/office/word/2016/wordml/cid" xmlns:w16="http://schemas.microsoft.com/office/word/2018/wordml" xmlns:w16du="http://schemas.microsoft.com/office/word/2023/wordml/word16du" xmlns:w16sdtdh="http://schemas.microsoft.com/office/word/2020/wordml/sdtdatahash" xmlns:w16sdtfl="http://schemas.microsoft.com/office/word/2024/wordml/sdtformatlock" xmlns:w16se="http://schemas.microsoft.com/office/word/2015/wordml/symex" mc:Ignorable="w14 w15 w16se w16cid w16 w16cex w16sdtdh w16sdtfl w16du">
   <w:docDefaults>
     <w:rPrDefault>
       <w:rPr>
@@ -4361,7 +4555,7 @@
     </w:rPrDefault>
     <w:pPrDefault/>
   </w:docDefaults>
-  <w:latentStyles w:defLockedState="0" w:defUIPriority="99" w:defSemiHidden="0" w:defUnhideWhenUsed="0" w:defQFormat="0" w:count="375">
+  <w:latentStyles w:defLockedState="0" w:defUIPriority="99" w:defSemiHidden="0" w:defUnhideWhenUsed="0" w:defQFormat="0" w:count="376">
     <w:lsdException w:name="Normal" w:uiPriority="0" w:qFormat="1"/>
     <w:lsdException w:name="heading 1" w:uiPriority="9" w:qFormat="1"/>
     <w:lsdException w:name="heading 2" w:semiHidden="1" w:uiPriority="9" w:unhideWhenUsed="1" w:qFormat="1"/>
@@ -4737,6 +4931,7 @@
     <w:lsdException w:name="Smart Hyperlink" w:semiHidden="1" w:unhideWhenUsed="1"/>
     <w:lsdException w:name="Hashtag" w:semiHidden="1" w:unhideWhenUsed="1"/>
     <w:lsdException w:name="Unresolved Mention" w:semiHidden="1" w:unhideWhenUsed="1"/>
+    <w:lsdException w:name="Smart Link" w:semiHidden="1" w:unhideWhenUsed="1"/>
   </w:latentStyles>
   <w:style w:type="paragraph" w:default="1" w:styleId="a">
     <w:name w:val="Normal"/>
@@ -4781,6 +4976,66 @@
     <w:pPr>
       <w:ind w:leftChars="200" w:left="480"/>
     </w:pPr>
+  </w:style>
+  <w:style w:type="paragraph" w:styleId="a4">
+    <w:name w:val="header"/>
+    <w:basedOn w:val="a"/>
+    <w:link w:val="a5"/>
+    <w:uiPriority w:val="99"/>
+    <w:unhideWhenUsed/>
+    <w:rsid w:val="00637B92"/>
+    <w:pPr>
+      <w:tabs>
+        <w:tab w:val="center" w:pos="4153"/>
+        <w:tab w:val="right" w:pos="8306"/>
+      </w:tabs>
+      <w:snapToGrid w:val="0"/>
+    </w:pPr>
+    <w:rPr>
+      <w:sz w:val="20"/>
+      <w:szCs w:val="20"/>
+    </w:rPr>
+  </w:style>
+  <w:style w:type="character" w:customStyle="1" w:styleId="a5">
+    <w:name w:val="頁首 字元"/>
+    <w:basedOn w:val="a0"/>
+    <w:link w:val="a4"/>
+    <w:uiPriority w:val="99"/>
+    <w:rsid w:val="00637B92"/>
+    <w:rPr>
+      <w:sz w:val="20"/>
+      <w:szCs w:val="20"/>
+    </w:rPr>
+  </w:style>
+  <w:style w:type="paragraph" w:styleId="a6">
+    <w:name w:val="footer"/>
+    <w:basedOn w:val="a"/>
+    <w:link w:val="a7"/>
+    <w:uiPriority w:val="99"/>
+    <w:unhideWhenUsed/>
+    <w:rsid w:val="00637B92"/>
+    <w:pPr>
+      <w:tabs>
+        <w:tab w:val="center" w:pos="4153"/>
+        <w:tab w:val="right" w:pos="8306"/>
+      </w:tabs>
+      <w:snapToGrid w:val="0"/>
+    </w:pPr>
+    <w:rPr>
+      <w:sz w:val="20"/>
+      <w:szCs w:val="20"/>
+    </w:rPr>
+  </w:style>
+  <w:style w:type="character" w:customStyle="1" w:styleId="a7">
+    <w:name w:val="頁尾 字元"/>
+    <w:basedOn w:val="a0"/>
+    <w:link w:val="a6"/>
+    <w:uiPriority w:val="99"/>
+    <w:rsid w:val="00637B92"/>
+    <w:rPr>
+      <w:sz w:val="20"/>
+      <w:szCs w:val="20"/>
+    </w:rPr>
   </w:style>
 </w:styles>
 </file>
